--- a/video-film-editing/output/05 3.3b Nota Pembelajaran (Kertas Penerangan)/Core Abilities L1-L3 (format JPK)/KP-CA-15 KP1.2_1.3 MANUAL AND ELECTRONIC INFORMATION DISSEM (IT-072).docx
+++ b/video-film-editing/output/05 3.3b Nota Pembelajaran (Kertas Penerangan)/Core Abilities L1-L3 (format JPK)/KP-CA-15 KP1.2_1.3 MANUAL AND ELECTRONIC INFORMATION DISSEM (IT-072).docx
@@ -2,84 +2,686 @@
 <file path=word/document.xml><?xml version="1.0" encoding="utf-8"?>
 <w:document xmlns:wpc="http://schemas.microsoft.com/office/word/2010/wordprocessingCanvas" xmlns:mo="http://schemas.microsoft.com/office/mac/office/2008/main" xmlns:mc="http://schemas.openxmlformats.org/markup-compatibility/2006" xmlns:mv="urn:schemas-microsoft-com:mac:vml" xmlns:o="urn:schemas-microsoft-com:office:office" xmlns:r="http://schemas.openxmlformats.org/officeDocument/2006/relationships" xmlns:m="http://schemas.openxmlformats.org/officeDocument/2006/math" xmlns:v="urn:schemas-microsoft-com:vml" xmlns:wp14="http://schemas.microsoft.com/office/word/2010/wordprocessingDrawing" xmlns:wp="http://schemas.openxmlformats.org/drawingml/2006/wordprocessingDrawing" xmlns:w10="urn:schemas-microsoft-com:office:word" xmlns:w="http://schemas.openxmlformats.org/wordprocessingml/2006/main" xmlns:w14="http://schemas.microsoft.com/office/word/2010/wordml" xmlns:wpg="http://schemas.microsoft.com/office/word/2010/wordprocessingGroup" xmlns:wpi="http://schemas.microsoft.com/office/word/2010/wordprocessingInk" xmlns:wne="http://schemas.microsoft.com/office/word/2006/wordml" xmlns:wps="http://schemas.microsoft.com/office/word/2010/wordprocessingShape" mc:Ignorable="w14 wp14">
   <w:body>
+    <w:tbl>
+      <w:tblPr>
+        <w:tblW w:type="auto" w:w="0"/>
+        <w:jc w:val="center"/>
+        <w:tblLook w:firstColumn="1" w:firstRow="1" w:lastColumn="0" w:lastRow="0" w:noHBand="0" w:noVBand="1" w:val="04A0"/>
+        <w:tblBorders>
+          <w:top w:val="single" w:sz="4" w:space="0" w:color="000000"/>
+          <w:left w:val="single" w:sz="4" w:space="0" w:color="000000"/>
+          <w:bottom w:val="single" w:sz="4" w:space="0" w:color="000000"/>
+          <w:right w:val="single" w:sz="4" w:space="0" w:color="000000"/>
+          <w:insideH w:val="single" w:sz="4" w:space="0" w:color="000000"/>
+          <w:insideV w:val="single" w:sz="4" w:space="0" w:color="000000"/>
+        </w:tblBorders>
+      </w:tblPr>
+      <w:tblGrid>
+        <w:gridCol w:w="3213"/>
+        <w:gridCol w:w="3213"/>
+        <w:gridCol w:w="3213"/>
+      </w:tblGrid>
+      <w:tr>
+        <w:tc>
+          <w:tcPr>
+            <w:tcW w:type="dxa" w:w="2551"/>
+            <w:vAlign w:val="center"/>
+            <w:tcMar>
+              <w:top w:w="40" w:type="dxa"/>
+              <w:bottom w:w="40" w:type="dxa"/>
+              <w:start w:w="80" w:type="dxa"/>
+              <w:end w:w="80" w:type="dxa"/>
+            </w:tcMar>
+          </w:tcPr>
+          <w:p>
+            <w:pPr>
+              <w:jc w:val="left"/>
+            </w:pPr>
+            <w:r>
+              <w:drawing>
+                <wp:inline xmlns:a="http://schemas.openxmlformats.org/drawingml/2006/main" xmlns:pic="http://schemas.openxmlformats.org/drawingml/2006/picture">
+                  <wp:extent cx="885785" cy="1404000"/>
+                  <wp:docPr id="1" name="Picture 1"/>
+                  <wp:cNvGraphicFramePr>
+                    <a:graphicFrameLocks noChangeAspect="1"/>
+                  </wp:cNvGraphicFramePr>
+                  <a:graphic>
+                    <a:graphicData uri="http://schemas.openxmlformats.org/drawingml/2006/picture">
+                      <pic:pic>
+                        <pic:nvPicPr>
+                          <pic:cNvPr id="0" name="jpk-logo-official.png"/>
+                          <pic:cNvPicPr/>
+                        </pic:nvPicPr>
+                        <pic:blipFill>
+                          <a:blip r:embed="rId13"/>
+                          <a:stretch>
+                            <a:fillRect/>
+                          </a:stretch>
+                        </pic:blipFill>
+                        <pic:spPr>
+                          <a:xfrm>
+                            <a:off x="0" y="0"/>
+                            <a:ext cx="885785" cy="1404000"/>
+                          </a:xfrm>
+                          <a:prstGeom prst="rect"/>
+                        </pic:spPr>
+                      </pic:pic>
+                    </a:graphicData>
+                  </a:graphic>
+                </wp:inline>
+              </w:drawing>
+            </w:r>
+          </w:p>
+        </w:tc>
+        <w:tc>
+          <w:tcPr>
+            <w:tcW w:type="dxa" w:w="2268"/>
+            <w:gridSpan w:val="2"/>
+            <w:tcMar>
+              <w:top w:w="40" w:type="dxa"/>
+              <w:bottom w:w="40" w:type="dxa"/>
+              <w:start w:w="80" w:type="dxa"/>
+              <w:end w:w="80" w:type="dxa"/>
+            </w:tcMar>
+            <w:tcMar>
+              <w:top w:w="40" w:type="dxa"/>
+              <w:bottom w:w="40" w:type="dxa"/>
+              <w:start w:w="80" w:type="dxa"/>
+              <w:end w:w="80" w:type="dxa"/>
+            </w:tcMar>
+          </w:tcPr>
+          <w:p>
+            <w:r/>
+            <w:r>
+              <w:rPr>
+                <w:rFonts w:ascii="Arial" w:hAnsi="Arial"/>
+                <w:b/>
+                <w:sz w:val="22"/>
+              </w:rPr>
+              <w:t>JABATAN PEMBANGUNAN KEMAHIRAN</w:t>
+            </w:r>
+          </w:p>
+          <w:p>
+            <w:r>
+              <w:rPr>
+                <w:rFonts w:ascii="Arial" w:hAnsi="Arial"/>
+                <w:b/>
+                <w:sz w:val="22"/>
+              </w:rPr>
+              <w:t>KEMENTERIAN SUMBER MANUSIA</w:t>
+            </w:r>
+          </w:p>
+          <w:p>
+            <w:r>
+              <w:rPr>
+                <w:rFonts w:ascii="Arial" w:hAnsi="Arial"/>
+                <w:b/>
+                <w:sz w:val="22"/>
+              </w:rPr>
+              <w:t>ARAS 7 &amp; 8 BLOK D4, KOMPLEK D</w:t>
+            </w:r>
+          </w:p>
+          <w:p>
+            <w:r>
+              <w:rPr>
+                <w:rFonts w:ascii="Arial" w:hAnsi="Arial"/>
+                <w:b/>
+                <w:sz w:val="22"/>
+              </w:rPr>
+              <w:t>PUSAT PENTADBIRAN KERAJAAN PERSEKUTUAN</w:t>
+            </w:r>
+          </w:p>
+          <w:p>
+            <w:r>
+              <w:rPr>
+                <w:rFonts w:ascii="Arial" w:hAnsi="Arial"/>
+                <w:b/>
+                <w:sz w:val="22"/>
+              </w:rPr>
+              <w:t>62530 PUTRAJAYA</w:t>
+            </w:r>
+          </w:p>
+          <w:p/>
+          <w:p>
+            <w:r>
+              <w:rPr>
+                <w:rFonts w:ascii="Arial" w:hAnsi="Arial"/>
+                <w:b/>
+                <w:sz w:val="40"/>
+              </w:rPr>
+              <w:t>KERTAS PENERANGAN</w:t>
+            </w:r>
+          </w:p>
+          <w:p>
+            <w:r>
+              <w:rPr>
+                <w:rFonts w:ascii="Arial" w:hAnsi="Arial"/>
+                <w:b/>
+                <w:sz w:val="24"/>
+              </w:rPr>
+              <w:t>(</w:t>
+            </w:r>
+            <w:r>
+              <w:rPr>
+                <w:rFonts w:ascii="Arial" w:hAnsi="Arial"/>
+                <w:b/>
+                <w:i/>
+                <w:sz w:val="24"/>
+              </w:rPr>
+              <w:t>INFORMATION SHEET</w:t>
+            </w:r>
+            <w:r>
+              <w:rPr>
+                <w:rFonts w:ascii="Arial" w:hAnsi="Arial"/>
+                <w:b/>
+                <w:sz w:val="24"/>
+              </w:rPr>
+              <w:t>)</w:t>
+            </w:r>
+          </w:p>
+        </w:tc>
+      </w:tr>
+      <w:tr>
+        <w:tc>
+          <w:tcPr>
+            <w:tcW w:type="dxa" w:w="2551"/>
+            <w:tcMar>
+              <w:top w:w="40" w:type="dxa"/>
+              <w:bottom w:w="40" w:type="dxa"/>
+              <w:start w:w="80" w:type="dxa"/>
+              <w:end w:w="80" w:type="dxa"/>
+            </w:tcMar>
+          </w:tcPr>
+          <w:p>
+            <w:r/>
+            <w:r>
+              <w:rPr>
+                <w:rFonts w:ascii="Arial" w:hAnsi="Arial"/>
+                <w:b/>
+                <w:sz w:val="22"/>
+              </w:rPr>
+              <w:t xml:space="preserve">KOD DAN NAMA PROGRAM / </w:t>
+            </w:r>
+            <w:r>
+              <w:rPr>
+                <w:rFonts w:ascii="Arial" w:hAnsi="Arial"/>
+                <w:b/>
+                <w:i/>
+                <w:sz w:val="22"/>
+              </w:rPr>
+              <w:t>PROGRAM'S CODE AND NAME</w:t>
+            </w:r>
+          </w:p>
+        </w:tc>
+        <w:tc>
+          <w:tcPr>
+            <w:tcW w:type="dxa" w:w="2268"/>
+            <w:gridSpan w:val="2"/>
+            <w:tcMar>
+              <w:top w:w="40" w:type="dxa"/>
+              <w:bottom w:w="40" w:type="dxa"/>
+              <w:start w:w="80" w:type="dxa"/>
+              <w:end w:w="80" w:type="dxa"/>
+            </w:tcMar>
+            <w:tcMar>
+              <w:top w:w="40" w:type="dxa"/>
+              <w:bottom w:w="40" w:type="dxa"/>
+              <w:start w:w="80" w:type="dxa"/>
+              <w:end w:w="80" w:type="dxa"/>
+            </w:tcMar>
+          </w:tcPr>
+          <w:p>
+            <w:r/>
+            <w:r>
+              <w:rPr>
+                <w:rFonts w:ascii="Arial" w:hAnsi="Arial"/>
+                <w:b/>
+                <w:i w:val="0"/>
+                <w:sz w:val="22"/>
+              </w:rPr>
+              <w:t>Z-009-2:2015 CORE ABILITIES (untuk program IT-072-3:2012 VIDEO / FILM (EDITING))</w:t>
+            </w:r>
+          </w:p>
+        </w:tc>
+      </w:tr>
+      <w:tr>
+        <w:tc>
+          <w:tcPr>
+            <w:tcW w:type="dxa" w:w="2551"/>
+            <w:tcMar>
+              <w:top w:w="40" w:type="dxa"/>
+              <w:bottom w:w="40" w:type="dxa"/>
+              <w:start w:w="80" w:type="dxa"/>
+              <w:end w:w="80" w:type="dxa"/>
+            </w:tcMar>
+          </w:tcPr>
+          <w:p>
+            <w:r/>
+            <w:r>
+              <w:rPr>
+                <w:rFonts w:ascii="Arial" w:hAnsi="Arial"/>
+                <w:b/>
+                <w:sz w:val="22"/>
+              </w:rPr>
+              <w:t xml:space="preserve">TAHAP / </w:t>
+            </w:r>
+            <w:r>
+              <w:rPr>
+                <w:rFonts w:ascii="Arial" w:hAnsi="Arial"/>
+                <w:b/>
+                <w:i/>
+                <w:sz w:val="22"/>
+              </w:rPr>
+              <w:t>LEVEL</w:t>
+            </w:r>
+          </w:p>
+        </w:tc>
+        <w:tc>
+          <w:tcPr>
+            <w:tcW w:type="dxa" w:w="2268"/>
+            <w:gridSpan w:val="2"/>
+            <w:tcMar>
+              <w:top w:w="40" w:type="dxa"/>
+              <w:bottom w:w="40" w:type="dxa"/>
+              <w:start w:w="80" w:type="dxa"/>
+              <w:end w:w="80" w:type="dxa"/>
+            </w:tcMar>
+            <w:tcMar>
+              <w:top w:w="40" w:type="dxa"/>
+              <w:bottom w:w="40" w:type="dxa"/>
+              <w:start w:w="80" w:type="dxa"/>
+              <w:end w:w="80" w:type="dxa"/>
+            </w:tcMar>
+          </w:tcPr>
+          <w:p>
+            <w:r/>
+            <w:r>
+              <w:rPr>
+                <w:rFonts w:ascii="Arial" w:hAnsi="Arial"/>
+                <w:b/>
+                <w:i w:val="0"/>
+                <w:sz w:val="22"/>
+              </w:rPr>
+              <w:t>2</w:t>
+            </w:r>
+          </w:p>
+        </w:tc>
+      </w:tr>
+      <w:tr>
+        <w:tc>
+          <w:tcPr>
+            <w:tcW w:type="dxa" w:w="2551"/>
+            <w:tcMar>
+              <w:top w:w="40" w:type="dxa"/>
+              <w:bottom w:w="40" w:type="dxa"/>
+              <w:start w:w="80" w:type="dxa"/>
+              <w:end w:w="80" w:type="dxa"/>
+            </w:tcMar>
+          </w:tcPr>
+          <w:p>
+            <w:r/>
+            <w:r>
+              <w:rPr>
+                <w:rFonts w:ascii="Arial" w:hAnsi="Arial"/>
+                <w:b/>
+                <w:sz w:val="22"/>
+              </w:rPr>
+              <w:t xml:space="preserve">NO. DAN TAJUK KEBOLEHAN TERAS / </w:t>
+            </w:r>
+            <w:r>
+              <w:rPr>
+                <w:rFonts w:ascii="Arial" w:hAnsi="Arial"/>
+                <w:b/>
+                <w:i/>
+                <w:sz w:val="22"/>
+              </w:rPr>
+              <w:t>CORE ABILITY NO. AND TITLE</w:t>
+            </w:r>
+          </w:p>
+        </w:tc>
+        <w:tc>
+          <w:tcPr>
+            <w:tcW w:type="dxa" w:w="2268"/>
+            <w:gridSpan w:val="2"/>
+            <w:tcMar>
+              <w:top w:w="40" w:type="dxa"/>
+              <w:bottom w:w="40" w:type="dxa"/>
+              <w:start w:w="80" w:type="dxa"/>
+              <w:end w:w="80" w:type="dxa"/>
+            </w:tcMar>
+            <w:tcMar>
+              <w:top w:w="40" w:type="dxa"/>
+              <w:bottom w:w="40" w:type="dxa"/>
+              <w:start w:w="80" w:type="dxa"/>
+              <w:end w:w="80" w:type="dxa"/>
+            </w:tcMar>
+          </w:tcPr>
+          <w:p>
+            <w:r/>
+            <w:r>
+              <w:rPr>
+                <w:rFonts w:ascii="Arial" w:hAnsi="Arial"/>
+                <w:b/>
+                <w:i w:val="0"/>
+                <w:sz w:val="22"/>
+              </w:rPr>
+              <w:t>CA01 COMMUNICATION APPLICATION</w:t>
+            </w:r>
+          </w:p>
+        </w:tc>
+      </w:tr>
+      <w:tr>
+        <w:tc>
+          <w:tcPr>
+            <w:tcW w:type="dxa" w:w="2551"/>
+            <w:tcMar>
+              <w:top w:w="40" w:type="dxa"/>
+              <w:bottom w:w="40" w:type="dxa"/>
+              <w:start w:w="80" w:type="dxa"/>
+              <w:end w:w="80" w:type="dxa"/>
+            </w:tcMar>
+          </w:tcPr>
+          <w:p>
+            <w:r/>
+            <w:r>
+              <w:rPr>
+                <w:rFonts w:ascii="Arial" w:hAnsi="Arial"/>
+                <w:b/>
+                <w:sz w:val="22"/>
+              </w:rPr>
+              <w:t xml:space="preserve">NO. DAN PENYATAAN KEBOLEHAN / </w:t>
+            </w:r>
+            <w:r>
+              <w:rPr>
+                <w:rFonts w:ascii="Arial" w:hAnsi="Arial"/>
+                <w:b/>
+                <w:i/>
+                <w:sz w:val="22"/>
+              </w:rPr>
+              <w:t>ABILITY NO. AND STATEMENT</w:t>
+            </w:r>
+          </w:p>
+        </w:tc>
+        <w:tc>
+          <w:tcPr>
+            <w:tcW w:type="dxa" w:w="2268"/>
+            <w:gridSpan w:val="2"/>
+            <w:tcMar>
+              <w:top w:w="40" w:type="dxa"/>
+              <w:bottom w:w="40" w:type="dxa"/>
+              <w:start w:w="80" w:type="dxa"/>
+              <w:end w:w="80" w:type="dxa"/>
+            </w:tcMar>
+            <w:tcMar>
+              <w:top w:w="40" w:type="dxa"/>
+              <w:bottom w:w="40" w:type="dxa"/>
+              <w:start w:w="80" w:type="dxa"/>
+              <w:end w:w="80" w:type="dxa"/>
+            </w:tcMar>
+          </w:tcPr>
+          <w:p>
+            <w:r/>
+            <w:r>
+              <w:rPr>
+                <w:rFonts w:ascii="Arial" w:hAnsi="Arial"/>
+                <w:b/>
+                <w:i w:val="0"/>
+                <w:sz w:val="22"/>
+              </w:rPr>
+              <w:t>01.02 DISSEMINATE INFORMATION ELECTRONICALLY / 01.03 DISSEMINATE INFORMATION MANUALLY</w:t>
+            </w:r>
+          </w:p>
+        </w:tc>
+      </w:tr>
+      <w:tr>
+        <w:tc>
+          <w:tcPr>
+            <w:tcW w:type="dxa" w:w="2551"/>
+            <w:tcMar>
+              <w:top w:w="40" w:type="dxa"/>
+              <w:bottom w:w="40" w:type="dxa"/>
+              <w:start w:w="80" w:type="dxa"/>
+              <w:end w:w="80" w:type="dxa"/>
+            </w:tcMar>
+          </w:tcPr>
+          <w:p>
+            <w:r/>
+            <w:r>
+              <w:rPr>
+                <w:rFonts w:ascii="Arial" w:hAnsi="Arial"/>
+                <w:b/>
+                <w:sz w:val="22"/>
+              </w:rPr>
+              <w:t xml:space="preserve">NO. KOD / </w:t>
+            </w:r>
+            <w:r>
+              <w:rPr>
+                <w:rFonts w:ascii="Arial" w:hAnsi="Arial"/>
+                <w:b/>
+                <w:i/>
+                <w:sz w:val="22"/>
+              </w:rPr>
+              <w:t>CODE NO.</w:t>
+            </w:r>
+          </w:p>
+        </w:tc>
+        <w:tc>
+          <w:tcPr>
+            <w:tcW w:type="dxa" w:w="4819"/>
+            <w:tcMar>
+              <w:top w:w="40" w:type="dxa"/>
+              <w:bottom w:w="40" w:type="dxa"/>
+              <w:start w:w="80" w:type="dxa"/>
+              <w:end w:w="80" w:type="dxa"/>
+            </w:tcMar>
+          </w:tcPr>
+          <w:p>
+            <w:r/>
+            <w:r>
+              <w:rPr>
+                <w:rFonts w:ascii="Arial" w:hAnsi="Arial"/>
+                <w:b/>
+                <w:i w:val="0"/>
+                <w:sz w:val="22"/>
+              </w:rPr>
+              <w:t>Z-009-2:2015-M01/P(2/3)</w:t>
+            </w:r>
+          </w:p>
+        </w:tc>
+        <w:tc>
+          <w:tcPr>
+            <w:tcW w:type="dxa" w:w="2268"/>
+            <w:tcMar>
+              <w:top w:w="40" w:type="dxa"/>
+              <w:bottom w:w="40" w:type="dxa"/>
+              <w:start w:w="80" w:type="dxa"/>
+              <w:end w:w="80" w:type="dxa"/>
+            </w:tcMar>
+          </w:tcPr>
+          <w:p>
+            <w:r/>
+            <w:r>
+              <w:rPr>
+                <w:rFonts w:ascii="Arial" w:hAnsi="Arial"/>
+                <w:b/>
+                <w:sz w:val="22"/>
+              </w:rPr>
+              <w:t xml:space="preserve">Mukasurat / </w:t>
+            </w:r>
+            <w:r>
+              <w:rPr>
+                <w:rFonts w:ascii="Arial" w:hAnsi="Arial"/>
+                <w:b/>
+                <w:i/>
+                <w:sz w:val="22"/>
+              </w:rPr>
+              <w:t>Page</w:t>
+            </w:r>
+            <w:r>
+              <w:rPr>
+                <w:rFonts w:ascii="Arial" w:hAnsi="Arial"/>
+                <w:b/>
+                <w:sz w:val="22"/>
+              </w:rPr>
+              <w:t xml:space="preserve"> : </w:t>
+            </w:r>
+            <w:r>
+              <w:rPr>
+                <w:rFonts w:ascii="Arial" w:hAnsi="Arial"/>
+                <w:b/>
+                <w:sz w:val="22"/>
+              </w:rPr>
+              <w:fldChar w:fldCharType="begin"/>
+              <w:instrText xml:space="preserve">PAGE</w:instrText>
+              <w:fldChar w:fldCharType="separate"/>
+              <w:t>1</w:t>
+              <w:fldChar w:fldCharType="end"/>
+            </w:r>
+          </w:p>
+          <w:p>
+            <w:r>
+              <w:rPr>
+                <w:rFonts w:ascii="Arial" w:hAnsi="Arial"/>
+                <w:b/>
+                <w:sz w:val="22"/>
+              </w:rPr>
+              <w:t xml:space="preserve">Drpd / </w:t>
+            </w:r>
+            <w:r>
+              <w:rPr>
+                <w:rFonts w:ascii="Arial" w:hAnsi="Arial"/>
+                <w:b/>
+                <w:i/>
+                <w:sz w:val="22"/>
+              </w:rPr>
+              <w:t>of</w:t>
+            </w:r>
+            <w:r>
+              <w:rPr>
+                <w:rFonts w:ascii="Arial" w:hAnsi="Arial"/>
+                <w:b/>
+                <w:sz w:val="22"/>
+              </w:rPr>
+              <w:t xml:space="preserve"> : </w:t>
+            </w:r>
+            <w:r>
+              <w:rPr>
+                <w:rFonts w:ascii="Arial" w:hAnsi="Arial"/>
+                <w:b/>
+                <w:sz w:val="22"/>
+              </w:rPr>
+              <w:fldChar w:fldCharType="begin"/>
+              <w:instrText xml:space="preserve">NUMPAGES</w:instrText>
+              <w:fldChar w:fldCharType="separate"/>
+              <w:t>1</w:t>
+              <w:fldChar w:fldCharType="end"/>
+            </w:r>
+          </w:p>
+        </w:tc>
+      </w:tr>
+    </w:tbl>
+    <w:p/>
     <w:p>
+      <w:pPr>
+        <w:spacing w:line="276" w:lineRule="auto" w:after="120"/>
+        <w:jc w:val="left"/>
+      </w:pPr>
       <w:r>
         <w:rPr>
-          <w:rFonts w:ascii="Arial" w:hAnsi="Arial"/>
+          <w:rFonts w:ascii="Arial" w:hAnsi="Arial" w:cs="Arial"/>
           <w:b/>
-          <w:sz w:val="24"/>
+          <w:color w:val="000000"/>
+          <w:sz w:val="22"/>
         </w:rPr>
         <w:t>TAJUK</w:t>
       </w:r>
       <w:r>
         <w:rPr>
-          <w:rFonts w:ascii="Arial" w:hAnsi="Arial"/>
+          <w:rFonts w:ascii="Arial" w:hAnsi="Arial" w:cs="Arial"/>
           <w:b/>
-          <w:sz w:val="24"/>
+          <w:color w:val="000000"/>
+          <w:sz w:val="22"/>
         </w:rPr>
         <w:t>/</w:t>
       </w:r>
       <w:r>
         <w:rPr>
-          <w:rFonts w:ascii="Arial" w:hAnsi="Arial"/>
+          <w:rFonts w:ascii="Arial" w:hAnsi="Arial" w:cs="Arial"/>
           <w:b/>
           <w:i/>
-          <w:sz w:val="24"/>
+          <w:color w:val="000000"/>
+          <w:sz w:val="22"/>
         </w:rPr>
         <w:t>TITLE</w:t>
       </w:r>
       <w:r>
         <w:rPr>
-          <w:rFonts w:ascii="Arial" w:hAnsi="Arial"/>
+          <w:rFonts w:ascii="Arial" w:hAnsi="Arial" w:cs="Arial"/>
           <w:b/>
-          <w:sz w:val="24"/>
+          <w:color w:val="000000"/>
+          <w:sz w:val="22"/>
         </w:rPr>
         <w:t>:</w:t>
       </w:r>
       <w:r>
+        <w:rPr>
+          <w:rFonts w:ascii="Arial" w:hAnsi="Arial" w:cs="Arial"/>
+          <w:color w:val="000000"/>
+          <w:sz w:val="22"/>
+        </w:rPr>
         <w:t xml:space="preserve">  </w:t>
       </w:r>
       <w:r>
         <w:rPr>
-          <w:rFonts w:ascii="Arial" w:hAnsi="Arial"/>
+          <w:rFonts w:ascii="Arial" w:hAnsi="Arial" w:cs="Arial"/>
           <w:b/>
-          <w:sz w:val="24"/>
+          <w:i w:val="0"/>
+          <w:color w:val="000000"/>
+          <w:sz w:val="22"/>
         </w:rPr>
         <w:t>MANUAL AND ELECTRONIC INFORMATION DISSEMINATION</w:t>
       </w:r>
     </w:p>
     <w:p/>
     <w:p>
+      <w:pPr>
+        <w:spacing w:line="276" w:lineRule="auto" w:after="120"/>
+        <w:jc w:val="left"/>
+      </w:pPr>
       <w:r>
         <w:rPr>
-          <w:rFonts w:ascii="Arial" w:hAnsi="Arial"/>
+          <w:rFonts w:ascii="Arial" w:hAnsi="Arial" w:cs="Arial"/>
           <w:b/>
-          <w:sz w:val="24"/>
+          <w:color w:val="000000"/>
+          <w:sz w:val="22"/>
         </w:rPr>
         <w:t>TUJUAN</w:t>
       </w:r>
       <w:r>
         <w:rPr>
-          <w:rFonts w:ascii="Arial" w:hAnsi="Arial"/>
+          <w:rFonts w:ascii="Arial" w:hAnsi="Arial" w:cs="Arial"/>
           <w:b/>
-          <w:sz w:val="24"/>
+          <w:color w:val="000000"/>
+          <w:sz w:val="22"/>
         </w:rPr>
         <w:t>/</w:t>
       </w:r>
       <w:r>
         <w:rPr>
-          <w:rFonts w:ascii="Arial" w:hAnsi="Arial"/>
+          <w:rFonts w:ascii="Arial" w:hAnsi="Arial" w:cs="Arial"/>
           <w:b/>
           <w:i/>
-          <w:sz w:val="24"/>
+          <w:color w:val="000000"/>
+          <w:sz w:val="22"/>
         </w:rPr>
         <w:t>PURPOSE</w:t>
       </w:r>
       <w:r>
         <w:rPr>
-          <w:rFonts w:ascii="Arial" w:hAnsi="Arial"/>
+          <w:rFonts w:ascii="Arial" w:hAnsi="Arial" w:cs="Arial"/>
           <w:b/>
-          <w:sz w:val="24"/>
+          <w:color w:val="000000"/>
+          <w:sz w:val="22"/>
         </w:rPr>
         <w:t>:</w:t>
       </w:r>
@@ -87,49 +689,59 @@
     <w:p/>
     <w:p>
       <w:pPr>
-        <w:spacing w:after="160"/>
+        <w:spacing w:after="120" w:line="276" w:lineRule="auto"/>
+        <w:jc w:val="left"/>
       </w:pPr>
       <w:r>
         <w:rPr>
-          <w:rFonts w:ascii="Arial" w:hAnsi="Arial"/>
+          <w:rFonts w:ascii="Arial" w:hAnsi="Arial" w:cs="Arial"/>
           <w:b w:val="0"/>
           <w:i w:val="0"/>
+          <w:color w:val="000000"/>
           <w:sz w:val="22"/>
         </w:rPr>
         <w:t>Kertas Penerangan ini menerangkan kaedah berkesan bagi penyampaian maklumat dalam persekitaran kerja. Individu yang kompeten dalam CA ini mampu menyebarkan maklumat secara elektronik dan manual.</w:t>
       </w:r>
     </w:p>
     <w:p>
+      <w:pPr>
+        <w:spacing w:line="276" w:lineRule="auto" w:after="120"/>
+        <w:jc w:val="left"/>
+      </w:pPr>
       <w:r>
         <w:rPr>
-          <w:rFonts w:ascii="Arial" w:hAnsi="Arial"/>
+          <w:rFonts w:ascii="Arial" w:hAnsi="Arial" w:cs="Arial"/>
           <w:b/>
-          <w:sz w:val="24"/>
+          <w:color w:val="000000"/>
+          <w:sz w:val="22"/>
         </w:rPr>
         <w:t>PENERANGAN</w:t>
       </w:r>
       <w:r>
         <w:rPr>
-          <w:rFonts w:ascii="Arial" w:hAnsi="Arial"/>
+          <w:rFonts w:ascii="Arial" w:hAnsi="Arial" w:cs="Arial"/>
           <w:b/>
-          <w:sz w:val="24"/>
+          <w:color w:val="000000"/>
+          <w:sz w:val="22"/>
         </w:rPr>
         <w:t>/</w:t>
       </w:r>
       <w:r>
         <w:rPr>
-          <w:rFonts w:ascii="Arial" w:hAnsi="Arial"/>
+          <w:rFonts w:ascii="Arial" w:hAnsi="Arial" w:cs="Arial"/>
           <w:b/>
           <w:i/>
-          <w:sz w:val="24"/>
+          <w:color w:val="000000"/>
+          <w:sz w:val="22"/>
         </w:rPr>
         <w:t>INFORMATION</w:t>
       </w:r>
       <w:r>
         <w:rPr>
-          <w:rFonts w:ascii="Arial" w:hAnsi="Arial"/>
+          <w:rFonts w:ascii="Arial" w:hAnsi="Arial" w:cs="Arial"/>
           <w:b/>
-          <w:sz w:val="24"/>
+          <w:color w:val="000000"/>
+          <w:sz w:val="22"/>
         </w:rPr>
         <w:t>:</w:t>
       </w:r>
@@ -137,63 +749,71 @@
     <w:p/>
     <w:p>
       <w:pPr>
-        <w:spacing w:before="200"/>
+        <w:spacing w:before="120" w:after="120" w:line="276" w:lineRule="auto"/>
+        <w:jc w:val="left"/>
       </w:pPr>
       <w:r>
         <w:rPr>
-          <w:rFonts w:ascii="Arial" w:hAnsi="Arial"/>
+          <w:rFonts w:ascii="Arial" w:hAnsi="Arial" w:cs="Arial"/>
           <w:b/>
           <w:i w:val="0"/>
-          <w:sz w:val="24"/>
+          <w:color w:val="000000"/>
+          <w:sz w:val="22"/>
         </w:rPr>
         <w:t>1. Information Dissemination Procedure And Process (Prosedur dan Proses Penyebaran Maklumat)</w:t>
       </w:r>
     </w:p>
     <w:p>
       <w:pPr>
-        <w:spacing w:after="160"/>
+        <w:spacing w:after="120" w:line="276" w:lineRule="auto"/>
+        <w:jc w:val="left"/>
       </w:pPr>
       <w:r>
         <w:rPr>
-          <w:rFonts w:ascii="Arial" w:hAnsi="Arial"/>
+          <w:rFonts w:ascii="Arial" w:hAnsi="Arial" w:cs="Arial"/>
           <w:b w:val="0"/>
           <w:i w:val="0"/>
+          <w:color w:val="000000"/>
           <w:sz w:val="22"/>
         </w:rPr>
         <w:t xml:space="preserve">1.1 </w:t>
       </w:r>
       <w:r>
         <w:rPr>
-          <w:rFonts w:ascii="Arial" w:hAnsi="Arial"/>
+          <w:rFonts w:ascii="Arial" w:hAnsi="Arial" w:cs="Arial"/>
           <w:b w:val="0"/>
           <w:i/>
+          <w:color w:val="000000"/>
           <w:sz w:val="22"/>
         </w:rPr>
         <w:t>Disseminate information</w:t>
       </w:r>
       <w:r>
         <w:rPr>
-          <w:rFonts w:ascii="Arial" w:hAnsi="Arial"/>
+          <w:rFonts w:ascii="Arial" w:hAnsi="Arial" w:cs="Arial"/>
           <w:b w:val="0"/>
           <w:i w:val="0"/>
+          <w:color w:val="000000"/>
           <w:sz w:val="22"/>
         </w:rPr>
         <w:t xml:space="preserve"> bermaksud mengedarkan maklumat atau pengetahuan kepada umum supaya sampai kepada orang atau organisasi tanpa maklum balas terus. Contoh studio: memorandum dalaman kepada semua Editor mengenai perubahan format </w:t>
       </w:r>
       <w:r>
         <w:rPr>
-          <w:rFonts w:ascii="Arial" w:hAnsi="Arial"/>
+          <w:rFonts w:ascii="Arial" w:hAnsi="Arial" w:cs="Arial"/>
           <w:b w:val="0"/>
           <w:i/>
+          <w:color w:val="000000"/>
           <w:sz w:val="22"/>
         </w:rPr>
         <w:t>codec</w:t>
       </w:r>
       <w:r>
         <w:rPr>
-          <w:rFonts w:ascii="Arial" w:hAnsi="Arial"/>
+          <w:rFonts w:ascii="Arial" w:hAnsi="Arial" w:cs="Arial"/>
           <w:b w:val="0"/>
           <w:i w:val="0"/>
+          <w:color w:val="000000"/>
           <w:sz w:val="22"/>
         </w:rPr>
         <w:t xml:space="preserve"> eksport tidak memerlukan setiap Editor membalas — ia hanya perlu difahami dan dipatuhi.</w:t>
@@ -201,13 +821,15 @@
     </w:p>
     <w:p>
       <w:pPr>
-        <w:spacing w:after="160"/>
+        <w:spacing w:after="120" w:line="276" w:lineRule="auto"/>
+        <w:jc w:val="left"/>
       </w:pPr>
       <w:r>
         <w:rPr>
-          <w:rFonts w:ascii="Arial" w:hAnsi="Arial"/>
+          <w:rFonts w:ascii="Arial" w:hAnsi="Arial" w:cs="Arial"/>
           <w:b w:val="0"/>
           <w:i w:val="0"/>
+          <w:color w:val="000000"/>
           <w:sz w:val="22"/>
         </w:rPr>
         <w:t>1.2 Penyebaran melibatkan penghantar dan penerima, tetapi berbeza daripada komunikasi tradisional. Dalam komunikasi, penghantar menghantar maklumat, dan penerima mengumpul, memproses serta menghantar semula kepada penghantar (dua hala). Dalam penyebaran, tiada balasan sedemikian dijangka.</w:t>
@@ -215,31 +837,35 @@
     </w:p>
     <w:p>
       <w:pPr>
-        <w:spacing w:after="160"/>
+        <w:spacing w:after="120" w:line="276" w:lineRule="auto"/>
+        <w:jc w:val="left"/>
       </w:pPr>
       <w:r>
         <w:rPr>
-          <w:rFonts w:ascii="Arial" w:hAnsi="Arial"/>
+          <w:rFonts w:ascii="Arial" w:hAnsi="Arial" w:cs="Arial"/>
           <w:b w:val="0"/>
           <w:i w:val="0"/>
+          <w:color w:val="000000"/>
           <w:sz w:val="22"/>
         </w:rPr>
         <w:t xml:space="preserve">1.3 Dengan penyebaran, maklumat dihantar dan diterima, tetapi tiada balasan diberikan. Pembawa mesej menghantar maklumat kepada khalayak — contohnya notis studio di papan kenyataan bilik editing mengenai waktu operasi baharu semasa musim cuti, atau </w:t>
       </w:r>
       <w:r>
         <w:rPr>
-          <w:rFonts w:ascii="Arial" w:hAnsi="Arial"/>
+          <w:rFonts w:ascii="Arial" w:hAnsi="Arial" w:cs="Arial"/>
           <w:b w:val="0"/>
           <w:i/>
+          <w:color w:val="000000"/>
           <w:sz w:val="22"/>
         </w:rPr>
         <w:t>broadcast e-mail</w:t>
       </w:r>
       <w:r>
         <w:rPr>
-          <w:rFonts w:ascii="Arial" w:hAnsi="Arial"/>
+          <w:rFonts w:ascii="Arial" w:hAnsi="Arial" w:cs="Arial"/>
           <w:b w:val="0"/>
           <w:i w:val="0"/>
+          <w:color w:val="000000"/>
           <w:sz w:val="22"/>
         </w:rPr>
         <w:t xml:space="preserve"> kepada semua kru produksi.</w:t>
@@ -247,31 +873,35 @@
     </w:p>
     <w:p>
       <w:pPr>
-        <w:spacing w:after="160"/>
+        <w:spacing w:after="120" w:line="276" w:lineRule="auto"/>
+        <w:jc w:val="left"/>
       </w:pPr>
       <w:r>
         <w:rPr>
-          <w:rFonts w:ascii="Arial" w:hAnsi="Arial"/>
+          <w:rFonts w:ascii="Arial" w:hAnsi="Arial" w:cs="Arial"/>
           <w:b w:val="0"/>
           <w:i w:val="0"/>
+          <w:color w:val="000000"/>
           <w:sz w:val="22"/>
         </w:rPr>
         <w:t xml:space="preserve">1.4 Penyebaran maklumat perlu dilakukan mengikut prosedur dan proses supaya penerima maklumat dapat mengenal pasti siapa penghantar, tarikh, masa, serta maklumat yang jelas dan tepat, bagi mendapatkan reaksi yang sewajarnya. Contoh: setiap </w:t>
       </w:r>
       <w:r>
         <w:rPr>
-          <w:rFonts w:ascii="Arial" w:hAnsi="Arial"/>
+          <w:rFonts w:ascii="Arial" w:hAnsi="Arial" w:cs="Arial"/>
           <w:b w:val="0"/>
           <w:i/>
+          <w:color w:val="000000"/>
           <w:sz w:val="22"/>
         </w:rPr>
         <w:t>revision note</w:t>
       </w:r>
       <w:r>
         <w:rPr>
-          <w:rFonts w:ascii="Arial" w:hAnsi="Arial"/>
+          <w:rFonts w:ascii="Arial" w:hAnsi="Arial" w:cs="Arial"/>
           <w:b w:val="0"/>
           <w:i w:val="0"/>
+          <w:color w:val="000000"/>
           <w:sz w:val="22"/>
         </w:rPr>
         <w:t xml:space="preserve"> yang dihantar kepada Editor mesti mencatatkan nama Producer, tarikh dan masa hantaran, supaya versi mana yang dirujuk tidak tersalah.</w:t>
@@ -279,49 +909,55 @@
     </w:p>
     <w:p>
       <w:pPr>
-        <w:spacing w:after="160"/>
+        <w:spacing w:after="120" w:line="276" w:lineRule="auto"/>
+        <w:jc w:val="left"/>
       </w:pPr>
       <w:r>
         <w:rPr>
-          <w:rFonts w:ascii="Arial" w:hAnsi="Arial"/>
+          <w:rFonts w:ascii="Arial" w:hAnsi="Arial" w:cs="Arial"/>
           <w:b w:val="0"/>
           <w:i w:val="0"/>
+          <w:color w:val="000000"/>
           <w:sz w:val="22"/>
         </w:rPr>
         <w:t xml:space="preserve">1.5 Penyampaian maklumat secara manual juga dijalankan dalam keadaan tertentu supaya berita sampai kepada penerima terpilih atau interaksi dua hala. Ia juga boleh dilakukan melalui mesyuarat mingguan atau perbincangan peribadi — contohnya sesi </w:t>
       </w:r>
       <w:r>
         <w:rPr>
-          <w:rFonts w:ascii="Arial" w:hAnsi="Arial"/>
+          <w:rFonts w:ascii="Arial" w:hAnsi="Arial" w:cs="Arial"/>
           <w:b w:val="0"/>
           <w:i/>
+          <w:color w:val="000000"/>
           <w:sz w:val="22"/>
         </w:rPr>
         <w:t>dailies review</w:t>
       </w:r>
       <w:r>
         <w:rPr>
-          <w:rFonts w:ascii="Arial" w:hAnsi="Arial"/>
+          <w:rFonts w:ascii="Arial" w:hAnsi="Arial" w:cs="Arial"/>
           <w:b w:val="0"/>
           <w:i w:val="0"/>
+          <w:color w:val="000000"/>
           <w:sz w:val="22"/>
         </w:rPr>
         <w:t xml:space="preserve"> mingguan di studio di mana Editor dan Director berbincang secara bersemuka mengenai kemajuan setiap </w:t>
       </w:r>
       <w:r>
         <w:rPr>
-          <w:rFonts w:ascii="Arial" w:hAnsi="Arial"/>
+          <w:rFonts w:ascii="Arial" w:hAnsi="Arial" w:cs="Arial"/>
           <w:b w:val="0"/>
           <w:i/>
+          <w:color w:val="000000"/>
           <w:sz w:val="22"/>
         </w:rPr>
         <w:t>sequence</w:t>
       </w:r>
       <w:r>
         <w:rPr>
-          <w:rFonts w:ascii="Arial" w:hAnsi="Arial"/>
+          <w:rFonts w:ascii="Arial" w:hAnsi="Arial" w:cs="Arial"/>
           <w:b w:val="0"/>
           <w:i w:val="0"/>
+          <w:color w:val="000000"/>
           <w:sz w:val="22"/>
         </w:rPr>
         <w:t>.</w:t>
@@ -329,49 +965,55 @@
     </w:p>
     <w:p>
       <w:pPr>
-        <w:spacing w:after="160"/>
+        <w:spacing w:after="120" w:line="276" w:lineRule="auto"/>
+        <w:jc w:val="left"/>
       </w:pPr>
       <w:r>
         <w:rPr>
-          <w:rFonts w:ascii="Arial" w:hAnsi="Arial"/>
+          <w:rFonts w:ascii="Arial" w:hAnsi="Arial" w:cs="Arial"/>
           <w:b w:val="0"/>
           <w:i w:val="0"/>
+          <w:color w:val="000000"/>
           <w:sz w:val="22"/>
         </w:rPr>
         <w:t xml:space="preserve">1.6 Penggunaan elektronik untuk penyebaran maklumat dapat menyampaikan maklumat dengan lebih cepat. Namun begitu, semua aktiviti penyebaran maklumat mesti dilakukan mengikut SOP, ketepatan dan kelulusan — contohnya, pautan </w:t>
       </w:r>
       <w:r>
         <w:rPr>
-          <w:rFonts w:ascii="Arial" w:hAnsi="Arial"/>
+          <w:rFonts w:ascii="Arial" w:hAnsi="Arial" w:cs="Arial"/>
           <w:b w:val="0"/>
           <w:i/>
+          <w:color w:val="000000"/>
           <w:sz w:val="22"/>
         </w:rPr>
         <w:t>cloud storage</w:t>
       </w:r>
       <w:r>
         <w:rPr>
-          <w:rFonts w:ascii="Arial" w:hAnsi="Arial"/>
+          <w:rFonts w:ascii="Arial" w:hAnsi="Arial" w:cs="Arial"/>
           <w:b w:val="0"/>
           <w:i w:val="0"/>
+          <w:color w:val="000000"/>
           <w:sz w:val="22"/>
         </w:rPr>
         <w:t xml:space="preserve"> untuk </w:t>
       </w:r>
       <w:r>
         <w:rPr>
-          <w:rFonts w:ascii="Arial" w:hAnsi="Arial"/>
+          <w:rFonts w:ascii="Arial" w:hAnsi="Arial" w:cs="Arial"/>
           <w:b w:val="0"/>
           <w:i/>
+          <w:color w:val="000000"/>
           <w:sz w:val="22"/>
         </w:rPr>
         <w:t>final deliverable</w:t>
       </w:r>
       <w:r>
         <w:rPr>
-          <w:rFonts w:ascii="Arial" w:hAnsi="Arial"/>
+          <w:rFonts w:ascii="Arial" w:hAnsi="Arial" w:cs="Arial"/>
           <w:b w:val="0"/>
           <w:i w:val="0"/>
+          <w:color w:val="000000"/>
           <w:sz w:val="22"/>
         </w:rPr>
         <w:t xml:space="preserve"> klien hanya boleh dikongsi selepas mendapat kelulusan Producer, bagi mengelakkan kebocoran bahan sebelum tarikh siaran.</w:t>
@@ -379,27 +1021,31 @@
     </w:p>
     <w:p>
       <w:pPr>
-        <w:spacing w:before="200"/>
+        <w:spacing w:before="120" w:after="120" w:line="276" w:lineRule="auto"/>
+        <w:jc w:val="left"/>
       </w:pPr>
       <w:r>
         <w:rPr>
-          <w:rFonts w:ascii="Arial" w:hAnsi="Arial"/>
+          <w:rFonts w:ascii="Arial" w:hAnsi="Arial" w:cs="Arial"/>
           <w:b/>
           <w:i w:val="0"/>
-          <w:sz w:val="24"/>
+          <w:color w:val="000000"/>
+          <w:sz w:val="22"/>
         </w:rPr>
         <w:t>2. Application Of Language (Aplikasi Bahasa)</w:t>
       </w:r>
     </w:p>
     <w:p>
       <w:pPr>
-        <w:spacing w:after="160"/>
+        <w:spacing w:after="120" w:line="276" w:lineRule="auto"/>
+        <w:jc w:val="left"/>
       </w:pPr>
       <w:r>
         <w:rPr>
-          <w:rFonts w:ascii="Arial" w:hAnsi="Arial"/>
+          <w:rFonts w:ascii="Arial" w:hAnsi="Arial" w:cs="Arial"/>
           <w:b w:val="0"/>
           <w:i w:val="0"/>
+          <w:color w:val="000000"/>
           <w:sz w:val="22"/>
         </w:rPr>
         <w:t>2.1 Penggunaan bahasa dalam organisasi perlu diselaraskan supaya kerja yang dikehendaki berjalan lancar.</w:t>
@@ -407,31 +1053,35 @@
     </w:p>
     <w:p>
       <w:pPr>
-        <w:spacing w:after="160"/>
+        <w:spacing w:after="120" w:line="276" w:lineRule="auto"/>
+        <w:jc w:val="left"/>
       </w:pPr>
       <w:r>
         <w:rPr>
-          <w:rFonts w:ascii="Arial" w:hAnsi="Arial"/>
+          <w:rFonts w:ascii="Arial" w:hAnsi="Arial" w:cs="Arial"/>
           <w:b w:val="0"/>
           <w:i w:val="0"/>
+          <w:color w:val="000000"/>
           <w:sz w:val="22"/>
         </w:rPr>
         <w:t xml:space="preserve">2.2 Sesebuah organisasi akan menetapkan bahasa piawai — seperti di Malaysia, penggunaan bahasa ialah Bahasa Malaysia dan Bahasa Inggeris. Pekerja tempatan dan asing boleh berinteraksi menggunakan bahasa tersebut. Contoh: sebuah studio yang mengambil kru asing untuk projek antarabangsa perlu memastikan </w:t>
       </w:r>
       <w:r>
         <w:rPr>
-          <w:rFonts w:ascii="Arial" w:hAnsi="Arial"/>
+          <w:rFonts w:ascii="Arial" w:hAnsi="Arial" w:cs="Arial"/>
           <w:b w:val="0"/>
           <w:i/>
+          <w:color w:val="000000"/>
           <w:sz w:val="22"/>
         </w:rPr>
         <w:t>briefing</w:t>
       </w:r>
       <w:r>
         <w:rPr>
-          <w:rFonts w:ascii="Arial" w:hAnsi="Arial"/>
+          <w:rFonts w:ascii="Arial" w:hAnsi="Arial" w:cs="Arial"/>
           <w:b w:val="0"/>
           <w:i w:val="0"/>
+          <w:color w:val="000000"/>
           <w:sz w:val="22"/>
         </w:rPr>
         <w:t xml:space="preserve"> keselamatan set dan arahan editing disampaikan dalam kedua-dua bahasa.</w:t>
@@ -439,13 +1089,15 @@
     </w:p>
     <w:p>
       <w:pPr>
-        <w:spacing w:after="160"/>
+        <w:spacing w:after="120" w:line="276" w:lineRule="auto"/>
+        <w:jc w:val="left"/>
       </w:pPr>
       <w:r>
         <w:rPr>
-          <w:rFonts w:ascii="Arial" w:hAnsi="Arial"/>
+          <w:rFonts w:ascii="Arial" w:hAnsi="Arial" w:cs="Arial"/>
           <w:b w:val="0"/>
           <w:i w:val="0"/>
+          <w:color w:val="000000"/>
           <w:sz w:val="22"/>
         </w:rPr>
         <w:t>2.3 Penggunaan Bahasa Inggeris sering berlaku di peringkat jabatan atasan semasa berkomunikasi dengan pekerja asing dan hubungan runcit bertaraf antarabangsa. Namun, Bahasa Malaysia sebagai Bahasa Kebangsaan mesti dikuasai dan diamalkan dalam surat-menyurat dengan Kerajaan Malaysia, majlis rasmi Kerajaan, dan interaksi dengan majoriti pekerja tempatan — contohnya laporan rasmi kepada agensi kerajaan berkaitan tapisan filem mesti dalam Bahasa Malaysia.</w:t>
@@ -453,49 +1105,55 @@
     </w:p>
     <w:p>
       <w:pPr>
-        <w:spacing w:after="160"/>
+        <w:spacing w:after="120" w:line="276" w:lineRule="auto"/>
+        <w:jc w:val="left"/>
       </w:pPr>
       <w:r>
         <w:rPr>
-          <w:rFonts w:ascii="Arial" w:hAnsi="Arial"/>
+          <w:rFonts w:ascii="Arial" w:hAnsi="Arial" w:cs="Arial"/>
           <w:b w:val="0"/>
           <w:i w:val="0"/>
+          <w:color w:val="000000"/>
           <w:sz w:val="22"/>
         </w:rPr>
         <w:t xml:space="preserve">i) </w:t>
       </w:r>
       <w:r>
         <w:rPr>
-          <w:rFonts w:ascii="Arial" w:hAnsi="Arial"/>
+          <w:rFonts w:ascii="Arial" w:hAnsi="Arial" w:cs="Arial"/>
           <w:b/>
           <w:i w:val="0"/>
+          <w:color w:val="000000"/>
           <w:sz w:val="22"/>
         </w:rPr>
         <w:t>Grammar (Tatabahasa)</w:t>
       </w:r>
       <w:r>
         <w:rPr>
-          <w:rFonts w:ascii="Arial" w:hAnsi="Arial"/>
+          <w:rFonts w:ascii="Arial" w:hAnsi="Arial" w:cs="Arial"/>
           <w:b w:val="0"/>
           <w:i w:val="0"/>
+          <w:color w:val="000000"/>
           <w:sz w:val="22"/>
         </w:rPr>
         <w:t xml:space="preserve"> — cara perkataan disusun untuk membentuk ayat yang betul. Penguasaan tatabahasa yang baik menghasilkan penjelasan yang jelas mengikut keperluan, dan turut mengukur kemahiran seseorang serta integriti organisasi. Contoh: </w:t>
       </w:r>
       <w:r>
         <w:rPr>
-          <w:rFonts w:ascii="Arial" w:hAnsi="Arial"/>
+          <w:rFonts w:ascii="Arial" w:hAnsi="Arial" w:cs="Arial"/>
           <w:b w:val="0"/>
           <w:i/>
+          <w:color w:val="000000"/>
           <w:sz w:val="22"/>
         </w:rPr>
         <w:t>revision note</w:t>
       </w:r>
       <w:r>
         <w:rPr>
-          <w:rFonts w:ascii="Arial" w:hAnsi="Arial"/>
+          <w:rFonts w:ascii="Arial" w:hAnsi="Arial" w:cs="Arial"/>
           <w:b w:val="0"/>
           <w:i w:val="0"/>
+          <w:color w:val="000000"/>
           <w:sz w:val="22"/>
         </w:rPr>
         <w:t xml:space="preserve"> yang bertatabahasa kabur boleh menyebabkan Editor tersalah tafsir arahan pembetulan.</w:t>
@@ -503,85 +1161,95 @@
     </w:p>
     <w:p>
       <w:pPr>
-        <w:spacing w:after="160"/>
+        <w:spacing w:after="120" w:line="276" w:lineRule="auto"/>
+        <w:jc w:val="left"/>
       </w:pPr>
       <w:r>
         <w:rPr>
-          <w:rFonts w:ascii="Arial" w:hAnsi="Arial"/>
+          <w:rFonts w:ascii="Arial" w:hAnsi="Arial" w:cs="Arial"/>
           <w:b w:val="0"/>
           <w:i w:val="0"/>
+          <w:color w:val="000000"/>
           <w:sz w:val="22"/>
         </w:rPr>
         <w:t xml:space="preserve">ii) </w:t>
       </w:r>
       <w:r>
         <w:rPr>
-          <w:rFonts w:ascii="Arial" w:hAnsi="Arial"/>
+          <w:rFonts w:ascii="Arial" w:hAnsi="Arial" w:cs="Arial"/>
           <w:b/>
           <w:i w:val="0"/>
+          <w:color w:val="000000"/>
           <w:sz w:val="22"/>
         </w:rPr>
         <w:t>Vocabulary (Perbendaharaan Kata)</w:t>
       </w:r>
       <w:r>
         <w:rPr>
-          <w:rFonts w:ascii="Arial" w:hAnsi="Arial"/>
+          <w:rFonts w:ascii="Arial" w:hAnsi="Arial" w:cs="Arial"/>
           <w:b w:val="0"/>
           <w:i w:val="0"/>
+          <w:color w:val="000000"/>
           <w:sz w:val="22"/>
         </w:rPr>
         <w:t xml:space="preserve"> — penguasaan perbendaharaan kata dapat meningkatkan mutu persembahan. Perbendaharaan kata seseorang ialah set perkataan dalam sesuatu bahasa yang dikenali orang itu, biasanya berkembang mengikut usia atau pengalaman, dan menjadi alat asas komunikasi serta memperoleh pengetahuan — contohnya, Editor yang mahir istilah teknikal (</w:t>
       </w:r>
       <w:r>
         <w:rPr>
-          <w:rFonts w:ascii="Arial" w:hAnsi="Arial"/>
+          <w:rFonts w:ascii="Arial" w:hAnsi="Arial" w:cs="Arial"/>
           <w:b w:val="0"/>
           <w:i/>
+          <w:color w:val="000000"/>
           <w:sz w:val="22"/>
         </w:rPr>
         <w:t>match cut</w:t>
       </w:r>
       <w:r>
         <w:rPr>
-          <w:rFonts w:ascii="Arial" w:hAnsi="Arial"/>
+          <w:rFonts w:ascii="Arial" w:hAnsi="Arial" w:cs="Arial"/>
           <w:b w:val="0"/>
           <w:i w:val="0"/>
+          <w:color w:val="000000"/>
           <w:sz w:val="22"/>
         </w:rPr>
         <w:t xml:space="preserve">, </w:t>
       </w:r>
       <w:r>
         <w:rPr>
-          <w:rFonts w:ascii="Arial" w:hAnsi="Arial"/>
+          <w:rFonts w:ascii="Arial" w:hAnsi="Arial" w:cs="Arial"/>
           <w:b w:val="0"/>
           <w:i/>
+          <w:color w:val="000000"/>
           <w:sz w:val="22"/>
         </w:rPr>
         <w:t>jump cut</w:t>
       </w:r>
       <w:r>
         <w:rPr>
-          <w:rFonts w:ascii="Arial" w:hAnsi="Arial"/>
+          <w:rFonts w:ascii="Arial" w:hAnsi="Arial" w:cs="Arial"/>
           <w:b w:val="0"/>
           <w:i w:val="0"/>
+          <w:color w:val="000000"/>
           <w:sz w:val="22"/>
         </w:rPr>
         <w:t xml:space="preserve">, </w:t>
       </w:r>
       <w:r>
         <w:rPr>
-          <w:rFonts w:ascii="Arial" w:hAnsi="Arial"/>
+          <w:rFonts w:ascii="Arial" w:hAnsi="Arial" w:cs="Arial"/>
           <w:b w:val="0"/>
           <w:i/>
+          <w:color w:val="000000"/>
           <w:sz w:val="22"/>
         </w:rPr>
         <w:t>color grading</w:t>
       </w:r>
       <w:r>
         <w:rPr>
-          <w:rFonts w:ascii="Arial" w:hAnsi="Arial"/>
+          <w:rFonts w:ascii="Arial" w:hAnsi="Arial" w:cs="Arial"/>
           <w:b w:val="0"/>
           <w:i w:val="0"/>
+          <w:color w:val="000000"/>
           <w:sz w:val="22"/>
         </w:rPr>
         <w:t>) dapat berbincang dengan lebih tepat bersama Director.</w:t>
@@ -589,49 +1257,55 @@
     </w:p>
     <w:p>
       <w:pPr>
-        <w:spacing w:after="160"/>
+        <w:spacing w:after="120" w:line="276" w:lineRule="auto"/>
+        <w:jc w:val="left"/>
       </w:pPr>
       <w:r>
         <w:rPr>
-          <w:rFonts w:ascii="Arial" w:hAnsi="Arial"/>
+          <w:rFonts w:ascii="Arial" w:hAnsi="Arial" w:cs="Arial"/>
           <w:b w:val="0"/>
           <w:i w:val="0"/>
+          <w:color w:val="000000"/>
           <w:sz w:val="22"/>
         </w:rPr>
         <w:t xml:space="preserve">a) </w:t>
       </w:r>
       <w:r>
         <w:rPr>
-          <w:rFonts w:ascii="Arial" w:hAnsi="Arial"/>
+          <w:rFonts w:ascii="Arial" w:hAnsi="Arial" w:cs="Arial"/>
           <w:b/>
           <w:i w:val="0"/>
+          <w:color w:val="000000"/>
           <w:sz w:val="22"/>
         </w:rPr>
         <w:t>Reading Vocabulary (Perbendaharaan Bacaan)</w:t>
       </w:r>
       <w:r>
         <w:rPr>
-          <w:rFonts w:ascii="Arial" w:hAnsi="Arial"/>
+          <w:rFonts w:ascii="Arial" w:hAnsi="Arial" w:cs="Arial"/>
           <w:b w:val="0"/>
           <w:i w:val="0"/>
+          <w:color w:val="000000"/>
           <w:sz w:val="22"/>
         </w:rPr>
         <w:t xml:space="preserve"> — semua perkataan yang boleh dikenali seseorang semasa membaca; biasanya jenis perbendaharaan terbesar kerana pembaca lebih terdedah kepada perkataan berbanding pendengaran — contoh: Editor membaca </w:t>
       </w:r>
       <w:r>
         <w:rPr>
-          <w:rFonts w:ascii="Arial" w:hAnsi="Arial"/>
+          <w:rFonts w:ascii="Arial" w:hAnsi="Arial" w:cs="Arial"/>
           <w:b w:val="0"/>
           <w:i/>
+          <w:color w:val="000000"/>
           <w:sz w:val="22"/>
         </w:rPr>
         <w:t>technical spec sheet</w:t>
       </w:r>
       <w:r>
         <w:rPr>
-          <w:rFonts w:ascii="Arial" w:hAnsi="Arial"/>
+          <w:rFonts w:ascii="Arial" w:hAnsi="Arial" w:cs="Arial"/>
           <w:b w:val="0"/>
           <w:i w:val="0"/>
+          <w:color w:val="000000"/>
           <w:sz w:val="22"/>
         </w:rPr>
         <w:t xml:space="preserve"> platform siaran (Netflix, Astro, TikTok) untuk memahami keperluan format output.</w:t>
@@ -639,31 +1313,35 @@
     </w:p>
     <w:p>
       <w:pPr>
-        <w:spacing w:after="160"/>
+        <w:spacing w:after="120" w:line="276" w:lineRule="auto"/>
+        <w:jc w:val="left"/>
       </w:pPr>
       <w:r>
         <w:rPr>
-          <w:rFonts w:ascii="Arial" w:hAnsi="Arial"/>
+          <w:rFonts w:ascii="Arial" w:hAnsi="Arial" w:cs="Arial"/>
           <w:b w:val="0"/>
           <w:i w:val="0"/>
+          <w:color w:val="000000"/>
           <w:sz w:val="22"/>
         </w:rPr>
         <w:t xml:space="preserve">b) </w:t>
       </w:r>
       <w:r>
         <w:rPr>
-          <w:rFonts w:ascii="Arial" w:hAnsi="Arial"/>
+          <w:rFonts w:ascii="Arial" w:hAnsi="Arial" w:cs="Arial"/>
           <w:b/>
           <w:i w:val="0"/>
+          <w:color w:val="000000"/>
           <w:sz w:val="22"/>
         </w:rPr>
         <w:t>Listening Vocabulary (Perbendaharaan Pendengaran)</w:t>
       </w:r>
       <w:r>
         <w:rPr>
-          <w:rFonts w:ascii="Arial" w:hAnsi="Arial"/>
+          <w:rFonts w:ascii="Arial" w:hAnsi="Arial" w:cs="Arial"/>
           <w:b w:val="0"/>
           <w:i w:val="0"/>
+          <w:color w:val="000000"/>
           <w:sz w:val="22"/>
         </w:rPr>
         <w:t xml:space="preserve"> — semua perkataan yang boleh dikenali seseorang semasa mendengar percakapan; seseorang masih boleh memahami perkataan yang belum pernah didedahkan sebelum ini melalui nada, gerak isyarat, topik perbincangan dan konteks sosial perbualan.</w:t>
@@ -671,31 +1349,35 @@
     </w:p>
     <w:p>
       <w:pPr>
-        <w:spacing w:after="160"/>
+        <w:spacing w:after="120" w:line="276" w:lineRule="auto"/>
+        <w:jc w:val="left"/>
       </w:pPr>
       <w:r>
         <w:rPr>
-          <w:rFonts w:ascii="Arial" w:hAnsi="Arial"/>
+          <w:rFonts w:ascii="Arial" w:hAnsi="Arial" w:cs="Arial"/>
           <w:b w:val="0"/>
           <w:i w:val="0"/>
+          <w:color w:val="000000"/>
           <w:sz w:val="22"/>
         </w:rPr>
         <w:t xml:space="preserve">c) </w:t>
       </w:r>
       <w:r>
         <w:rPr>
-          <w:rFonts w:ascii="Arial" w:hAnsi="Arial"/>
+          <w:rFonts w:ascii="Arial" w:hAnsi="Arial" w:cs="Arial"/>
           <w:b/>
           <w:i w:val="0"/>
+          <w:color w:val="000000"/>
           <w:sz w:val="22"/>
         </w:rPr>
         <w:t>Speaking Vocabulary (Perbendaharaan Percakapan)</w:t>
       </w:r>
       <w:r>
         <w:rPr>
-          <w:rFonts w:ascii="Arial" w:hAnsi="Arial"/>
+          <w:rFonts w:ascii="Arial" w:hAnsi="Arial" w:cs="Arial"/>
           <w:b w:val="0"/>
           <w:i w:val="0"/>
+          <w:color w:val="000000"/>
           <w:sz w:val="22"/>
         </w:rPr>
         <w:t xml:space="preserve"> — semua perkataan yang digunakan seseorang semasa bercakap; biasanya subset kepada perbendaharaan pendengaran. Disebabkan sifat percakapan yang spontan, perkataan sering disalahguna — kesalahan ini boleh dikompensasi oleh mimik muka, nada suara atau gerak isyarat tangan, contohnya semasa Editor menerangkan sebab teknikal secara pantas kepada Producer di dalam bilik editing yang sibuk.</w:t>
@@ -703,49 +1385,55 @@
     </w:p>
     <w:p>
       <w:pPr>
-        <w:spacing w:after="160"/>
+        <w:spacing w:after="120" w:line="276" w:lineRule="auto"/>
+        <w:jc w:val="left"/>
       </w:pPr>
       <w:r>
         <w:rPr>
-          <w:rFonts w:ascii="Arial" w:hAnsi="Arial"/>
+          <w:rFonts w:ascii="Arial" w:hAnsi="Arial" w:cs="Arial"/>
           <w:b w:val="0"/>
           <w:i w:val="0"/>
+          <w:color w:val="000000"/>
           <w:sz w:val="22"/>
         </w:rPr>
         <w:t xml:space="preserve">d) </w:t>
       </w:r>
       <w:r>
         <w:rPr>
-          <w:rFonts w:ascii="Arial" w:hAnsi="Arial"/>
+          <w:rFonts w:ascii="Arial" w:hAnsi="Arial" w:cs="Arial"/>
           <w:b/>
           <w:i w:val="0"/>
+          <w:color w:val="000000"/>
           <w:sz w:val="22"/>
         </w:rPr>
         <w:t>Writing Vocabulary (Perbendaharaan Penulisan)</w:t>
       </w:r>
       <w:r>
         <w:rPr>
-          <w:rFonts w:ascii="Arial" w:hAnsi="Arial"/>
+          <w:rFonts w:ascii="Arial" w:hAnsi="Arial" w:cs="Arial"/>
           <w:b w:val="0"/>
           <w:i w:val="0"/>
+          <w:color w:val="000000"/>
           <w:sz w:val="22"/>
         </w:rPr>
         <w:t xml:space="preserve"> — perkataan digunakan dalam pelbagai bentuk penulisan daripada esei formal kepada catatan media sosial. Ramai perkataan tulisan tidak lazim muncul dalam percakapan. Penulis umumnya menggunakan set perkataan terhad semasa berkomunikasi — sekiranya terdapat beberapa sinonim, penulis mempunyai pilihan tersendiri; dan penulis kurang cenderung menggunakan perbendaharaan teknikal berkaitan subjek yang tidak difahaminya — contoh: </w:t>
       </w:r>
       <w:r>
         <w:rPr>
-          <w:rFonts w:ascii="Arial" w:hAnsi="Arial"/>
+          <w:rFonts w:ascii="Arial" w:hAnsi="Arial" w:cs="Arial"/>
           <w:b w:val="0"/>
           <w:i/>
+          <w:color w:val="000000"/>
           <w:sz w:val="22"/>
         </w:rPr>
         <w:t>e-mail delivery note</w:t>
       </w:r>
       <w:r>
         <w:rPr>
-          <w:rFonts w:ascii="Arial" w:hAnsi="Arial"/>
+          <w:rFonts w:ascii="Arial" w:hAnsi="Arial" w:cs="Arial"/>
           <w:b w:val="0"/>
           <w:i w:val="0"/>
+          <w:color w:val="000000"/>
           <w:sz w:val="22"/>
         </w:rPr>
         <w:t xml:space="preserve"> kepada klien perlu ditulis ringkas dan tepat tanpa jargon editing yang tidak difahami klien.</w:t>
@@ -753,27 +1441,31 @@
     </w:p>
     <w:p>
       <w:pPr>
-        <w:spacing w:before="200"/>
+        <w:spacing w:before="120" w:after="120" w:line="276" w:lineRule="auto"/>
+        <w:jc w:val="left"/>
       </w:pPr>
       <w:r>
         <w:rPr>
-          <w:rFonts w:ascii="Arial" w:hAnsi="Arial"/>
+          <w:rFonts w:ascii="Arial" w:hAnsi="Arial" w:cs="Arial"/>
           <w:b/>
           <w:i w:val="0"/>
-          <w:sz w:val="24"/>
+          <w:color w:val="000000"/>
+          <w:sz w:val="22"/>
         </w:rPr>
         <w:t>3. Report Writing Skills (Kemahiran Penulisan Laporan)</w:t>
       </w:r>
     </w:p>
     <w:p>
       <w:pPr>
-        <w:spacing w:after="160"/>
+        <w:spacing w:after="120" w:line="276" w:lineRule="auto"/>
+        <w:jc w:val="left"/>
       </w:pPr>
       <w:r>
         <w:rPr>
-          <w:rFonts w:ascii="Arial" w:hAnsi="Arial"/>
+          <w:rFonts w:ascii="Arial" w:hAnsi="Arial" w:cs="Arial"/>
           <w:b w:val="0"/>
           <w:i w:val="0"/>
+          <w:color w:val="000000"/>
           <w:sz w:val="22"/>
         </w:rPr>
         <w:t>3.1 Kemahiran penulisan laporan sama ada secara manual atau elektronik mesti disampaikan dengan bahasa yang tepat dan betul supaya mesej mudah difahami. Penulisan dan penyampaian maklumat perlu dilakukan secara mudah dibaca dan difahami.</w:t>
@@ -781,31 +1473,35 @@
     </w:p>
     <w:p>
       <w:pPr>
-        <w:spacing w:after="160"/>
+        <w:spacing w:after="120" w:line="276" w:lineRule="auto"/>
+        <w:jc w:val="left"/>
       </w:pPr>
       <w:r>
         <w:rPr>
-          <w:rFonts w:ascii="Arial" w:hAnsi="Arial"/>
+          <w:rFonts w:ascii="Arial" w:hAnsi="Arial" w:cs="Arial"/>
           <w:b w:val="0"/>
           <w:i w:val="0"/>
+          <w:color w:val="000000"/>
           <w:sz w:val="22"/>
         </w:rPr>
         <w:t xml:space="preserve">3.2 Asas penulisan dan pembentangan maklumat dalam organisasi, seperti daripada satu Jabatan kepada Jabatan lain, biasanya ringkas tetapi jelas maksudnya. Perlu ada nama penghantar kepada penerima, tarikh, masa, nama Jabatan (jika perlu) dan tajuk maklumat. Amalan persembahan biasanya dua perenggan — perenggan pertama tujuan maklumat, perenggan kedua matlamatnya. Contoh: </w:t>
       </w:r>
       <w:r>
         <w:rPr>
-          <w:rFonts w:ascii="Arial" w:hAnsi="Arial"/>
+          <w:rFonts w:ascii="Arial" w:hAnsi="Arial" w:cs="Arial"/>
           <w:b w:val="0"/>
           <w:i/>
+          <w:color w:val="000000"/>
           <w:sz w:val="22"/>
         </w:rPr>
         <w:t>call sheet</w:t>
       </w:r>
       <w:r>
         <w:rPr>
-          <w:rFonts w:ascii="Arial" w:hAnsi="Arial"/>
+          <w:rFonts w:ascii="Arial" w:hAnsi="Arial" w:cs="Arial"/>
           <w:b w:val="0"/>
           <w:i w:val="0"/>
+          <w:color w:val="000000"/>
           <w:sz w:val="22"/>
         </w:rPr>
         <w:t xml:space="preserve"> harian studio menyatakan nama penghantar (Line Producer), tarikh dan masa syif, serta senarai tugasan Editor untuk hari tersebut.</w:t>
@@ -813,121 +1509,135 @@
     </w:p>
     <w:p>
       <w:pPr>
-        <w:spacing w:after="160"/>
+        <w:spacing w:after="120" w:line="276" w:lineRule="auto"/>
+        <w:jc w:val="left"/>
       </w:pPr>
       <w:r>
         <w:rPr>
-          <w:rFonts w:ascii="Arial" w:hAnsi="Arial"/>
+          <w:rFonts w:ascii="Arial" w:hAnsi="Arial" w:cs="Arial"/>
           <w:b w:val="0"/>
           <w:i w:val="0"/>
+          <w:color w:val="000000"/>
           <w:sz w:val="22"/>
         </w:rPr>
         <w:t xml:space="preserve">i) </w:t>
       </w:r>
       <w:r>
         <w:rPr>
-          <w:rFonts w:ascii="Arial" w:hAnsi="Arial"/>
+          <w:rFonts w:ascii="Arial" w:hAnsi="Arial" w:cs="Arial"/>
           <w:b/>
           <w:i w:val="0"/>
+          <w:color w:val="000000"/>
           <w:sz w:val="22"/>
         </w:rPr>
         <w:t>Usage of Personal Computer (PC) (Penggunaan Komputer Peribadi)</w:t>
       </w:r>
       <w:r>
         <w:rPr>
-          <w:rFonts w:ascii="Arial" w:hAnsi="Arial"/>
+          <w:rFonts w:ascii="Arial" w:hAnsi="Arial" w:cs="Arial"/>
           <w:b w:val="0"/>
           <w:i w:val="0"/>
+          <w:color w:val="000000"/>
           <w:sz w:val="22"/>
         </w:rPr>
         <w:t xml:space="preserve"> — pengetahuan menggunakan komputer adalah satu aset kerana ia alat komunikasi. Komputer peribadi telah menjadi keperluan penting bukan sahaja untuk kegunaan sendiri malah untuk pekerjaan. Dalam organisasi, pengetahuan dan pemahaman mengendalikan perisian pangkalan data seperti </w:t>
       </w:r>
       <w:r>
         <w:rPr>
-          <w:rFonts w:ascii="Arial" w:hAnsi="Arial"/>
+          <w:rFonts w:ascii="Arial" w:hAnsi="Arial" w:cs="Arial"/>
           <w:b w:val="0"/>
           <w:i/>
+          <w:color w:val="000000"/>
           <w:sz w:val="22"/>
         </w:rPr>
         <w:t>windows</w:t>
       </w:r>
       <w:r>
         <w:rPr>
-          <w:rFonts w:ascii="Arial" w:hAnsi="Arial"/>
+          <w:rFonts w:ascii="Arial" w:hAnsi="Arial" w:cs="Arial"/>
           <w:b w:val="0"/>
           <w:i w:val="0"/>
+          <w:color w:val="000000"/>
           <w:sz w:val="22"/>
         </w:rPr>
         <w:t xml:space="preserve">, pengimbas dan lain-lain dapat mempercepatkan kerja pentadbiran dan operasi — contoh: sistem </w:t>
       </w:r>
       <w:r>
         <w:rPr>
-          <w:rFonts w:ascii="Arial" w:hAnsi="Arial"/>
+          <w:rFonts w:ascii="Arial" w:hAnsi="Arial" w:cs="Arial"/>
           <w:b w:val="0"/>
           <w:i/>
+          <w:color w:val="000000"/>
           <w:sz w:val="22"/>
         </w:rPr>
         <w:t>project management</w:t>
       </w:r>
       <w:r>
         <w:rPr>
-          <w:rFonts w:ascii="Arial" w:hAnsi="Arial"/>
+          <w:rFonts w:ascii="Arial" w:hAnsi="Arial" w:cs="Arial"/>
           <w:b w:val="0"/>
           <w:i w:val="0"/>
+          <w:color w:val="000000"/>
           <w:sz w:val="22"/>
         </w:rPr>
         <w:t xml:space="preserve"> studio (senarai </w:t>
       </w:r>
       <w:r>
         <w:rPr>
-          <w:rFonts w:ascii="Arial" w:hAnsi="Arial"/>
+          <w:rFonts w:ascii="Arial" w:hAnsi="Arial" w:cs="Arial"/>
           <w:b w:val="0"/>
           <w:i/>
+          <w:color w:val="000000"/>
           <w:sz w:val="22"/>
         </w:rPr>
         <w:t>shot</w:t>
       </w:r>
       <w:r>
         <w:rPr>
-          <w:rFonts w:ascii="Arial" w:hAnsi="Arial"/>
+          <w:rFonts w:ascii="Arial" w:hAnsi="Arial" w:cs="Arial"/>
           <w:b w:val="0"/>
           <w:i w:val="0"/>
+          <w:color w:val="000000"/>
           <w:sz w:val="22"/>
         </w:rPr>
         <w:t xml:space="preserve">, status </w:t>
       </w:r>
       <w:r>
         <w:rPr>
-          <w:rFonts w:ascii="Arial" w:hAnsi="Arial"/>
+          <w:rFonts w:ascii="Arial" w:hAnsi="Arial" w:cs="Arial"/>
           <w:b w:val="0"/>
           <w:i/>
+          <w:color w:val="000000"/>
           <w:sz w:val="22"/>
         </w:rPr>
         <w:t>rendering</w:t>
       </w:r>
       <w:r>
         <w:rPr>
-          <w:rFonts w:ascii="Arial" w:hAnsi="Arial"/>
+          <w:rFonts w:ascii="Arial" w:hAnsi="Arial" w:cs="Arial"/>
           <w:b w:val="0"/>
           <w:i w:val="0"/>
+          <w:color w:val="000000"/>
           <w:sz w:val="22"/>
         </w:rPr>
         <w:t xml:space="preserve">, jadual </w:t>
       </w:r>
       <w:r>
         <w:rPr>
-          <w:rFonts w:ascii="Arial" w:hAnsi="Arial"/>
+          <w:rFonts w:ascii="Arial" w:hAnsi="Arial" w:cs="Arial"/>
           <w:b w:val="0"/>
           <w:i/>
+          <w:color w:val="000000"/>
           <w:sz w:val="22"/>
         </w:rPr>
         <w:t>deadline</w:t>
       </w:r>
       <w:r>
         <w:rPr>
-          <w:rFonts w:ascii="Arial" w:hAnsi="Arial"/>
+          <w:rFonts w:ascii="Arial" w:hAnsi="Arial" w:cs="Arial"/>
           <w:b w:val="0"/>
           <w:i w:val="0"/>
+          <w:color w:val="000000"/>
           <w:sz w:val="22"/>
         </w:rPr>
         <w:t>) dikendalikan sepenuhnya melalui PC.</w:t>
@@ -935,31 +1645,35 @@
     </w:p>
     <w:p>
       <w:pPr>
-        <w:spacing w:after="160"/>
+        <w:spacing w:after="120" w:line="276" w:lineRule="auto"/>
+        <w:jc w:val="left"/>
       </w:pPr>
       <w:r>
         <w:rPr>
-          <w:rFonts w:ascii="Arial" w:hAnsi="Arial"/>
+          <w:rFonts w:ascii="Arial" w:hAnsi="Arial" w:cs="Arial"/>
           <w:b w:val="0"/>
           <w:i w:val="0"/>
+          <w:color w:val="000000"/>
           <w:sz w:val="22"/>
         </w:rPr>
         <w:t xml:space="preserve">ii) </w:t>
       </w:r>
       <w:r>
         <w:rPr>
-          <w:rFonts w:ascii="Arial" w:hAnsi="Arial"/>
+          <w:rFonts w:ascii="Arial" w:hAnsi="Arial" w:cs="Arial"/>
           <w:b/>
           <w:i w:val="0"/>
+          <w:color w:val="000000"/>
           <w:sz w:val="22"/>
         </w:rPr>
         <w:t>E-mail Knowledge (Pengetahuan E-mel)</w:t>
       </w:r>
       <w:r>
         <w:rPr>
-          <w:rFonts w:ascii="Arial" w:hAnsi="Arial"/>
+          <w:rFonts w:ascii="Arial" w:hAnsi="Arial" w:cs="Arial"/>
           <w:b w:val="0"/>
           <w:i w:val="0"/>
+          <w:color w:val="000000"/>
           <w:sz w:val="22"/>
         </w:rPr>
         <w:t xml:space="preserve"> — mel elektronik atau e-mel ialah kaedah bertukar mesej digital daripada seorang penulis kepada satu atau lebih penerima. E-mel moden beroperasi merentasi Internet atau rangkaian komputer lain. Sesetengah sistem e-mel awal memerlukan penulis dan penerima berada dalam talian pada masa sama, seperti pemesejan segera.</w:t>
@@ -968,12 +1682,16 @@
     <w:p>
       <w:pPr>
         <w:pStyle w:val="ListBullet"/>
+        <w:spacing w:line="276" w:lineRule="auto" w:after="40"/>
+        <w:ind w:left="357" w:hanging="357"/>
+        <w:jc w:val="left"/>
       </w:pPr>
       <w:r>
         <w:rPr>
-          <w:rFonts w:ascii="Arial" w:hAnsi="Arial"/>
+          <w:rFonts w:ascii="Arial" w:hAnsi="Arial" w:cs="Arial"/>
           <w:b w:val="0"/>
           <w:i w:val="0"/>
+          <w:color w:val="000000"/>
           <w:sz w:val="22"/>
         </w:rPr>
         <w:t>E-mel mempunyai beberapa pilihan ejaan bahasa.</w:t>
@@ -982,12 +1700,16 @@
     <w:p>
       <w:pPr>
         <w:pStyle w:val="ListBullet"/>
+        <w:spacing w:line="276" w:lineRule="auto" w:after="40"/>
+        <w:ind w:left="357" w:hanging="357"/>
+        <w:jc w:val="left"/>
       </w:pPr>
       <w:r>
         <w:rPr>
-          <w:rFonts w:ascii="Arial" w:hAnsi="Arial"/>
+          <w:rFonts w:ascii="Arial" w:hAnsi="Arial" w:cs="Arial"/>
           <w:b w:val="0"/>
           <w:i w:val="0"/>
+          <w:color w:val="000000"/>
           <w:sz w:val="22"/>
         </w:rPr>
         <w:t>E-mel ialah bentuk paling lazim digunakan dalam talian di seluruh dunia.</w:t>
@@ -996,48 +1718,56 @@
     <w:p>
       <w:pPr>
         <w:pStyle w:val="ListBullet"/>
+        <w:spacing w:line="276" w:lineRule="auto" w:after="40"/>
+        <w:ind w:left="357" w:hanging="357"/>
+        <w:jc w:val="left"/>
       </w:pPr>
       <w:r>
         <w:rPr>
-          <w:rFonts w:ascii="Arial" w:hAnsi="Arial"/>
+          <w:rFonts w:ascii="Arial" w:hAnsi="Arial" w:cs="Arial"/>
           <w:b w:val="0"/>
           <w:i w:val="0"/>
+          <w:color w:val="000000"/>
           <w:sz w:val="22"/>
         </w:rPr>
         <w:t xml:space="preserve">E-mel diamalkan sebagai surat rasmi bagi komunikasi dan pengesahan organisasi tertentu — contoh: e-mel </w:t>
       </w:r>
       <w:r>
         <w:rPr>
-          <w:rFonts w:ascii="Arial" w:hAnsi="Arial"/>
+          <w:rFonts w:ascii="Arial" w:hAnsi="Arial" w:cs="Arial"/>
           <w:b w:val="0"/>
           <w:i/>
+          <w:color w:val="000000"/>
           <w:sz w:val="22"/>
         </w:rPr>
         <w:t>delivery note</w:t>
       </w:r>
       <w:r>
         <w:rPr>
-          <w:rFonts w:ascii="Arial" w:hAnsi="Arial"/>
+          <w:rFonts w:ascii="Arial" w:hAnsi="Arial" w:cs="Arial"/>
           <w:b w:val="0"/>
           <w:i w:val="0"/>
+          <w:color w:val="000000"/>
           <w:sz w:val="22"/>
         </w:rPr>
         <w:t xml:space="preserve"> kepada klien yang menyertakan pautan muat turun </w:t>
       </w:r>
       <w:r>
         <w:rPr>
-          <w:rFonts w:ascii="Arial" w:hAnsi="Arial"/>
+          <w:rFonts w:ascii="Arial" w:hAnsi="Arial" w:cs="Arial"/>
           <w:b w:val="0"/>
           <w:i/>
+          <w:color w:val="000000"/>
           <w:sz w:val="22"/>
         </w:rPr>
         <w:t>final export</w:t>
       </w:r>
       <w:r>
         <w:rPr>
-          <w:rFonts w:ascii="Arial" w:hAnsi="Arial"/>
+          <w:rFonts w:ascii="Arial" w:hAnsi="Arial" w:cs="Arial"/>
           <w:b w:val="0"/>
           <w:i w:val="0"/>
+          <w:color w:val="000000"/>
           <w:sz w:val="22"/>
         </w:rPr>
         <w:t xml:space="preserve"> video dianggap sebagai bukti serahan rasmi projek.</w:t>
@@ -1046,66 +1776,76 @@
     <w:p>
       <w:pPr>
         <w:pStyle w:val="ListBullet"/>
+        <w:spacing w:line="276" w:lineRule="auto" w:after="40"/>
+        <w:ind w:left="357" w:hanging="357"/>
+        <w:jc w:val="left"/>
       </w:pPr>
       <w:r>
         <w:rPr>
-          <w:rFonts w:ascii="Arial" w:hAnsi="Arial"/>
+          <w:rFonts w:ascii="Arial" w:hAnsi="Arial" w:cs="Arial"/>
           <w:b w:val="0"/>
           <w:i w:val="0"/>
+          <w:color w:val="000000"/>
           <w:sz w:val="22"/>
         </w:rPr>
         <w:t xml:space="preserve">E-mel ialah bentuk yang digunakan dalam </w:t>
       </w:r>
       <w:r>
         <w:rPr>
-          <w:rFonts w:ascii="Arial" w:hAnsi="Arial"/>
+          <w:rFonts w:ascii="Arial" w:hAnsi="Arial" w:cs="Arial"/>
           <w:b w:val="0"/>
           <w:i/>
+          <w:color w:val="000000"/>
           <w:sz w:val="22"/>
         </w:rPr>
         <w:t>Request For Comments</w:t>
       </w:r>
       <w:r>
         <w:rPr>
-          <w:rFonts w:ascii="Arial" w:hAnsi="Arial"/>
+          <w:rFonts w:ascii="Arial" w:hAnsi="Arial" w:cs="Arial"/>
           <w:b w:val="0"/>
           <w:i w:val="0"/>
+          <w:color w:val="000000"/>
           <w:sz w:val="22"/>
         </w:rPr>
         <w:t xml:space="preserve"> (RFC) asal. Perkhidmatan ini dirujuk sebagai </w:t>
       </w:r>
       <w:r>
         <w:rPr>
-          <w:rFonts w:ascii="Arial" w:hAnsi="Arial"/>
+          <w:rFonts w:ascii="Arial" w:hAnsi="Arial" w:cs="Arial"/>
           <w:b w:val="0"/>
           <w:i/>
+          <w:color w:val="000000"/>
           <w:sz w:val="22"/>
         </w:rPr>
         <w:t>mail</w:t>
       </w:r>
       <w:r>
         <w:rPr>
-          <w:rFonts w:ascii="Arial" w:hAnsi="Arial"/>
+          <w:rFonts w:ascii="Arial" w:hAnsi="Arial" w:cs="Arial"/>
           <w:b w:val="0"/>
           <w:i w:val="0"/>
+          <w:color w:val="000000"/>
           <w:sz w:val="22"/>
         </w:rPr>
         <w:t xml:space="preserve">, dan sekeping mel elektronik dipanggil </w:t>
       </w:r>
       <w:r>
         <w:rPr>
-          <w:rFonts w:ascii="Arial" w:hAnsi="Arial"/>
+          <w:rFonts w:ascii="Arial" w:hAnsi="Arial" w:cs="Arial"/>
           <w:b w:val="0"/>
           <w:i/>
+          <w:color w:val="000000"/>
           <w:sz w:val="22"/>
         </w:rPr>
         <w:t>message</w:t>
       </w:r>
       <w:r>
         <w:rPr>
-          <w:rFonts w:ascii="Arial" w:hAnsi="Arial"/>
+          <w:rFonts w:ascii="Arial" w:hAnsi="Arial" w:cs="Arial"/>
           <w:b w:val="0"/>
           <w:i w:val="0"/>
+          <w:color w:val="000000"/>
           <w:sz w:val="22"/>
         </w:rPr>
         <w:t>.</w:t>
@@ -1113,99 +1853,115 @@
     </w:p>
     <w:p>
       <w:pPr>
-        <w:spacing w:before="200"/>
+        <w:spacing w:before="120" w:after="120" w:line="276" w:lineRule="auto"/>
+        <w:jc w:val="left"/>
       </w:pPr>
       <w:r>
         <w:rPr>
-          <w:rFonts w:ascii="Arial" w:hAnsi="Arial"/>
+          <w:rFonts w:ascii="Arial" w:hAnsi="Arial" w:cs="Arial"/>
           <w:b/>
           <w:i w:val="0"/>
-          <w:sz w:val="24"/>
+          <w:color w:val="000000"/>
+          <w:sz w:val="22"/>
         </w:rPr>
         <w:t>4. Electronic Information Delivery Process (Proses Penyampaian Maklumat Elektronik)</w:t>
       </w:r>
     </w:p>
     <w:p>
       <w:pPr>
-        <w:spacing w:after="160"/>
+        <w:spacing w:after="120" w:line="276" w:lineRule="auto"/>
+        <w:jc w:val="left"/>
       </w:pPr>
       <w:r>
         <w:rPr>
-          <w:rFonts w:ascii="Arial" w:hAnsi="Arial"/>
+          <w:rFonts w:ascii="Arial" w:hAnsi="Arial" w:cs="Arial"/>
           <w:b w:val="0"/>
           <w:i w:val="0"/>
+          <w:color w:val="000000"/>
           <w:sz w:val="22"/>
         </w:rPr>
         <w:t xml:space="preserve">4.1 Proses penyampaian maklumat elektronik dianggap perlu dan penting kerana ia mengumpul dan menghubungkan data serta maklumat yang diperlukan oleh jabatan atau organisasi tertentu. Contoh studio: sistem </w:t>
       </w:r>
       <w:r>
         <w:rPr>
-          <w:rFonts w:ascii="Arial" w:hAnsi="Arial"/>
+          <w:rFonts w:ascii="Arial" w:hAnsi="Arial" w:cs="Arial"/>
           <w:b w:val="0"/>
           <w:i/>
+          <w:color w:val="000000"/>
           <w:sz w:val="22"/>
         </w:rPr>
         <w:t>cloud transfer</w:t>
       </w:r>
       <w:r>
         <w:rPr>
-          <w:rFonts w:ascii="Arial" w:hAnsi="Arial"/>
+          <w:rFonts w:ascii="Arial" w:hAnsi="Arial" w:cs="Arial"/>
           <w:b w:val="0"/>
           <w:i w:val="0"/>
+          <w:color w:val="000000"/>
           <w:sz w:val="22"/>
         </w:rPr>
         <w:t xml:space="preserve"> yang menghubungkan bahagian </w:t>
       </w:r>
       <w:r>
         <w:rPr>
-          <w:rFonts w:ascii="Arial" w:hAnsi="Arial"/>
+          <w:rFonts w:ascii="Arial" w:hAnsi="Arial" w:cs="Arial"/>
           <w:b w:val="0"/>
           <w:i/>
+          <w:color w:val="000000"/>
           <w:sz w:val="22"/>
         </w:rPr>
         <w:t>shooting</w:t>
       </w:r>
       <w:r>
         <w:rPr>
-          <w:rFonts w:ascii="Arial" w:hAnsi="Arial"/>
+          <w:rFonts w:ascii="Arial" w:hAnsi="Arial" w:cs="Arial"/>
           <w:b w:val="0"/>
           <w:i w:val="0"/>
+          <w:color w:val="000000"/>
           <w:sz w:val="22"/>
         </w:rPr>
         <w:t xml:space="preserve"> di lokasi dengan bilik editing di studio membolehkan footage mentah sampai ke tangan Editor dalam masa beberapa jam sahaja selepas rakaman, berbanding penghantaran fizikal cakera keras yang mengambil masa lebih lama.</w:t>
       </w:r>
     </w:p>
     <w:p>
+      <w:pPr>
+        <w:spacing w:before="120" w:after="120" w:line="276" w:lineRule="auto"/>
+        <w:jc w:val="left"/>
+      </w:pPr>
       <w:r>
         <w:rPr>
-          <w:rFonts w:ascii="Arial" w:hAnsi="Arial"/>
+          <w:rFonts w:ascii="Arial" w:hAnsi="Arial" w:cs="Arial"/>
           <w:b/>
-          <w:sz w:val="24"/>
+          <w:color w:val="000000"/>
+          <w:sz w:val="22"/>
         </w:rPr>
         <w:t>SOALAN</w:t>
       </w:r>
       <w:r>
         <w:rPr>
-          <w:rFonts w:ascii="Arial" w:hAnsi="Arial"/>
+          <w:rFonts w:ascii="Arial" w:hAnsi="Arial" w:cs="Arial"/>
           <w:b/>
-          <w:sz w:val="24"/>
+          <w:color w:val="000000"/>
+          <w:sz w:val="22"/>
         </w:rPr>
         <w:t>/</w:t>
       </w:r>
       <w:r>
         <w:rPr>
-          <w:rFonts w:ascii="Arial" w:hAnsi="Arial"/>
+          <w:rFonts w:ascii="Arial" w:hAnsi="Arial" w:cs="Arial"/>
           <w:b/>
           <w:i/>
-          <w:sz w:val="24"/>
+          <w:color w:val="000000"/>
+          <w:sz w:val="22"/>
         </w:rPr>
         <w:t>QUESTION</w:t>
       </w:r>
       <w:r>
         <w:rPr>
-          <w:rFonts w:ascii="Arial" w:hAnsi="Arial"/>
+          <w:rFonts w:ascii="Arial" w:hAnsi="Arial" w:cs="Arial"/>
           <w:b/>
-          <w:sz w:val="24"/>
+          <w:color w:val="000000"/>
+          <w:sz w:val="22"/>
         </w:rPr>
         <w:t>:</w:t>
       </w:r>
@@ -1213,13 +1969,15 @@
     <w:p/>
     <w:p>
       <w:pPr>
-        <w:spacing w:after="160"/>
+        <w:spacing w:after="120" w:line="276" w:lineRule="auto"/>
+        <w:jc w:val="left"/>
       </w:pPr>
       <w:r>
         <w:rPr>
-          <w:rFonts w:ascii="Arial" w:hAnsi="Arial"/>
+          <w:rFonts w:ascii="Arial" w:hAnsi="Arial" w:cs="Arial"/>
           <w:b w:val="0"/>
           <w:i w:val="0"/>
+          <w:color w:val="000000"/>
           <w:sz w:val="22"/>
         </w:rPr>
         <w:t>1. Terangkan perbezaan antara penyebaran maklumat secara manual dan elektronik.</w:t>
@@ -1227,76 +1985,85 @@
     </w:p>
     <w:p>
       <w:pPr>
-        <w:spacing w:after="160"/>
+        <w:spacing w:after="120" w:line="276" w:lineRule="auto"/>
+        <w:jc w:val="left"/>
       </w:pPr>
       <w:r>
         <w:rPr>
-          <w:rFonts w:ascii="Arial" w:hAnsi="Arial"/>
+          <w:rFonts w:ascii="Arial" w:hAnsi="Arial" w:cs="Arial"/>
           <w:b/>
           <w:i w:val="0"/>
+          <w:color w:val="000000"/>
           <w:sz w:val="22"/>
         </w:rPr>
         <w:t>Jawapan model:</w:t>
       </w:r>
       <w:r>
         <w:rPr>
-          <w:rFonts w:ascii="Arial" w:hAnsi="Arial"/>
+          <w:rFonts w:ascii="Arial" w:hAnsi="Arial" w:cs="Arial"/>
           <w:b w:val="0"/>
           <w:i w:val="0"/>
+          <w:color w:val="000000"/>
           <w:sz w:val="22"/>
         </w:rPr>
         <w:t xml:space="preserve"> Penyebaran manual dilakukan melalui mesyuarat, perbincangan peribadi atau dokumen bercetak yang diserahkan secara fizikal — contoh: </w:t>
       </w:r>
       <w:r>
         <w:rPr>
-          <w:rFonts w:ascii="Arial" w:hAnsi="Arial"/>
+          <w:rFonts w:ascii="Arial" w:hAnsi="Arial" w:cs="Arial"/>
           <w:b w:val="0"/>
           <w:i/>
+          <w:color w:val="000000"/>
           <w:sz w:val="22"/>
         </w:rPr>
         <w:t>call sheet</w:t>
       </w:r>
       <w:r>
         <w:rPr>
-          <w:rFonts w:ascii="Arial" w:hAnsi="Arial"/>
+          <w:rFonts w:ascii="Arial" w:hAnsi="Arial" w:cs="Arial"/>
           <w:b w:val="0"/>
           <w:i w:val="0"/>
+          <w:color w:val="000000"/>
           <w:sz w:val="22"/>
         </w:rPr>
         <w:t xml:space="preserve"> bercetak diserahkan tangan kepada kru. Penyebaran elektronik menggunakan e-mel, </w:t>
       </w:r>
       <w:r>
         <w:rPr>
-          <w:rFonts w:ascii="Arial" w:hAnsi="Arial"/>
+          <w:rFonts w:ascii="Arial" w:hAnsi="Arial" w:cs="Arial"/>
           <w:b w:val="0"/>
           <w:i/>
+          <w:color w:val="000000"/>
           <w:sz w:val="22"/>
         </w:rPr>
         <w:t>cloud storage</w:t>
       </w:r>
       <w:r>
         <w:rPr>
-          <w:rFonts w:ascii="Arial" w:hAnsi="Arial"/>
+          <w:rFonts w:ascii="Arial" w:hAnsi="Arial" w:cs="Arial"/>
           <w:b w:val="0"/>
           <w:i w:val="0"/>
+          <w:color w:val="000000"/>
           <w:sz w:val="22"/>
         </w:rPr>
         <w:t xml:space="preserve"> atau sistem dalam talian yang lebih pantas — contoh: pautan muat turun </w:t>
       </w:r>
       <w:r>
         <w:rPr>
-          <w:rFonts w:ascii="Arial" w:hAnsi="Arial"/>
+          <w:rFonts w:ascii="Arial" w:hAnsi="Arial" w:cs="Arial"/>
           <w:b w:val="0"/>
           <w:i/>
+          <w:color w:val="000000"/>
           <w:sz w:val="22"/>
         </w:rPr>
         <w:t>final export</w:t>
       </w:r>
       <w:r>
         <w:rPr>
-          <w:rFonts w:ascii="Arial" w:hAnsi="Arial"/>
+          <w:rFonts w:ascii="Arial" w:hAnsi="Arial" w:cs="Arial"/>
           <w:b w:val="0"/>
           <w:i w:val="0"/>
+          <w:color w:val="000000"/>
           <w:sz w:val="22"/>
         </w:rPr>
         <w:t xml:space="preserve"> dihantar terus kepada klien melalui e-mel. Kedua-duanya mesti mengikut SOP dan kelulusan organisasi.</w:t>
@@ -1304,13 +2071,15 @@
     </w:p>
     <w:p>
       <w:pPr>
-        <w:spacing w:after="160"/>
+        <w:spacing w:after="120" w:line="276" w:lineRule="auto"/>
+        <w:jc w:val="left"/>
       </w:pPr>
       <w:r>
         <w:rPr>
-          <w:rFonts w:ascii="Arial" w:hAnsi="Arial"/>
+          <w:rFonts w:ascii="Arial" w:hAnsi="Arial" w:cs="Arial"/>
           <w:b w:val="0"/>
           <w:i w:val="0"/>
+          <w:color w:val="000000"/>
           <w:sz w:val="22"/>
         </w:rPr>
         <w:t>2. Mengapakah Komputer Peribadi (PC) merupakan aset sebagai alat komunikasi?</w:t>
@@ -1318,94 +2087,109 @@
     </w:p>
     <w:p>
       <w:pPr>
-        <w:spacing w:after="160"/>
+        <w:spacing w:after="120" w:line="276" w:lineRule="auto"/>
+        <w:jc w:val="left"/>
       </w:pPr>
       <w:r>
         <w:rPr>
-          <w:rFonts w:ascii="Arial" w:hAnsi="Arial"/>
+          <w:rFonts w:ascii="Arial" w:hAnsi="Arial" w:cs="Arial"/>
           <w:b/>
           <w:i w:val="0"/>
+          <w:color w:val="000000"/>
           <w:sz w:val="22"/>
         </w:rPr>
         <w:t>Jawapan model:</w:t>
       </w:r>
       <w:r>
         <w:rPr>
-          <w:rFonts w:ascii="Arial" w:hAnsi="Arial"/>
+          <w:rFonts w:ascii="Arial" w:hAnsi="Arial" w:cs="Arial"/>
           <w:b w:val="0"/>
           <w:i w:val="0"/>
+          <w:color w:val="000000"/>
           <w:sz w:val="22"/>
         </w:rPr>
         <w:t xml:space="preserve"> PC membolehkan kakitangan mengakses, menyusun dan memantau maklumat dengan cekap melalui perisian seperti pangkalan data dan e-mel, mempercepatkan kerja pentadbiran dan operasi. Dalam studio penyuntingan, PC ialah platform utama bagi sistem </w:t>
       </w:r>
       <w:r>
         <w:rPr>
-          <w:rFonts w:ascii="Arial" w:hAnsi="Arial"/>
+          <w:rFonts w:ascii="Arial" w:hAnsi="Arial" w:cs="Arial"/>
           <w:b w:val="0"/>
           <w:i/>
+          <w:color w:val="000000"/>
           <w:sz w:val="22"/>
         </w:rPr>
         <w:t>project management</w:t>
       </w:r>
       <w:r>
         <w:rPr>
-          <w:rFonts w:ascii="Arial" w:hAnsi="Arial"/>
+          <w:rFonts w:ascii="Arial" w:hAnsi="Arial" w:cs="Arial"/>
           <w:b w:val="0"/>
           <w:i w:val="0"/>
+          <w:color w:val="000000"/>
           <w:sz w:val="22"/>
         </w:rPr>
         <w:t xml:space="preserve">, komunikasi e-mel dengan klien, dan penghantaran </w:t>
       </w:r>
       <w:r>
         <w:rPr>
-          <w:rFonts w:ascii="Arial" w:hAnsi="Arial"/>
+          <w:rFonts w:ascii="Arial" w:hAnsi="Arial" w:cs="Arial"/>
           <w:b w:val="0"/>
           <w:i/>
+          <w:color w:val="000000"/>
           <w:sz w:val="22"/>
         </w:rPr>
         <w:t>deliverable</w:t>
       </w:r>
       <w:r>
         <w:rPr>
-          <w:rFonts w:ascii="Arial" w:hAnsi="Arial"/>
+          <w:rFonts w:ascii="Arial" w:hAnsi="Arial" w:cs="Arial"/>
           <w:b w:val="0"/>
           <w:i w:val="0"/>
+          <w:color w:val="000000"/>
           <w:sz w:val="22"/>
         </w:rPr>
         <w:t xml:space="preserve"> video secara elektronik.</w:t>
       </w:r>
     </w:p>
     <w:p>
+      <w:pPr>
+        <w:spacing w:before="120" w:after="120" w:line="276" w:lineRule="auto"/>
+        <w:jc w:val="left"/>
+      </w:pPr>
       <w:r>
         <w:rPr>
-          <w:rFonts w:ascii="Arial" w:hAnsi="Arial"/>
+          <w:rFonts w:ascii="Arial" w:hAnsi="Arial" w:cs="Arial"/>
           <w:b/>
-          <w:sz w:val="24"/>
+          <w:color w:val="000000"/>
+          <w:sz w:val="22"/>
         </w:rPr>
         <w:t>RUJUKAN</w:t>
       </w:r>
       <w:r>
         <w:rPr>
-          <w:rFonts w:ascii="Arial" w:hAnsi="Arial"/>
+          <w:rFonts w:ascii="Arial" w:hAnsi="Arial" w:cs="Arial"/>
           <w:b/>
-          <w:sz w:val="24"/>
+          <w:color w:val="000000"/>
+          <w:sz w:val="22"/>
         </w:rPr>
         <w:t>/</w:t>
       </w:r>
       <w:r>
         <w:rPr>
-          <w:rFonts w:ascii="Arial" w:hAnsi="Arial"/>
+          <w:rFonts w:ascii="Arial" w:hAnsi="Arial" w:cs="Arial"/>
           <w:b/>
           <w:i/>
-          <w:sz w:val="24"/>
+          <w:color w:val="000000"/>
+          <w:sz w:val="22"/>
         </w:rPr>
         <w:t>REFERENCES</w:t>
       </w:r>
       <w:r>
         <w:rPr>
-          <w:rFonts w:ascii="Arial" w:hAnsi="Arial"/>
+          <w:rFonts w:ascii="Arial" w:hAnsi="Arial" w:cs="Arial"/>
           <w:b/>
-          <w:sz w:val="24"/>
+          <w:color w:val="000000"/>
+          <w:sz w:val="22"/>
         </w:rPr>
         <w:t>:</w:t>
       </w:r>
@@ -1413,13 +2197,15 @@
     <w:p/>
     <w:p>
       <w:pPr>
-        <w:spacing w:after="160"/>
+        <w:spacing w:after="120" w:line="276" w:lineRule="auto"/>
+        <w:jc w:val="left"/>
       </w:pPr>
       <w:r>
         <w:rPr>
-          <w:rFonts w:ascii="Arial" w:hAnsi="Arial"/>
+          <w:rFonts w:ascii="Arial" w:hAnsi="Arial" w:cs="Arial"/>
           <w:b w:val="0"/>
           <w:i w:val="0"/>
+          <w:color w:val="000000"/>
           <w:sz w:val="22"/>
         </w:rPr>
         <w:t>1. http://www.innovations.ac.uk/btg/resources/publications/dissemination.pdf</w:t>
@@ -1427,13 +2213,15 @@
     </w:p>
     <w:p>
       <w:pPr>
-        <w:spacing w:after="160"/>
+        <w:spacing w:after="120" w:line="276" w:lineRule="auto"/>
+        <w:jc w:val="left"/>
       </w:pPr>
       <w:r>
         <w:rPr>
-          <w:rFonts w:ascii="Arial" w:hAnsi="Arial"/>
+          <w:rFonts w:ascii="Arial" w:hAnsi="Arial" w:cs="Arial"/>
           <w:b w:val="0"/>
           <w:i w:val="0"/>
+          <w:color w:val="000000"/>
           <w:sz w:val="22"/>
         </w:rPr>
         <w:t>2. http://www.unesco.org/education/aladin/paldin/pdf/course02/unit_05.pdf</w:t>
@@ -1441,13 +2229,15 @@
     </w:p>
     <w:p>
       <w:pPr>
-        <w:spacing w:after="160"/>
+        <w:spacing w:after="120" w:line="276" w:lineRule="auto"/>
+        <w:jc w:val="left"/>
       </w:pPr>
       <w:r>
         <w:rPr>
-          <w:rFonts w:ascii="Arial" w:hAnsi="Arial"/>
+          <w:rFonts w:ascii="Arial" w:hAnsi="Arial" w:cs="Arial"/>
           <w:b w:val="0"/>
           <w:i w:val="0"/>
+          <w:color w:val="000000"/>
           <w:sz w:val="22"/>
         </w:rPr>
         <w:t>3. http://www.gaelscoileanna.ie/en/about/scaipeachan-eolaisdissemination-of-information/</w:t>
@@ -1455,13 +2245,15 @@
     </w:p>
     <w:p>
       <w:pPr>
-        <w:spacing w:after="160"/>
+        <w:spacing w:after="120" w:line="276" w:lineRule="auto"/>
+        <w:jc w:val="left"/>
       </w:pPr>
       <w:r>
         <w:rPr>
-          <w:rFonts w:ascii="Arial" w:hAnsi="Arial"/>
+          <w:rFonts w:ascii="Arial" w:hAnsi="Arial" w:cs="Arial"/>
           <w:b w:val="0"/>
           <w:i w:val="0"/>
+          <w:color w:val="000000"/>
           <w:sz w:val="22"/>
         </w:rPr>
         <w:t>4. https://en.wikipedia.org/wiki/Dissemination</w:t>
@@ -1534,614 +2326,8 @@
     <w:pPr>
       <w:pStyle w:val="Header"/>
     </w:pPr>
+    <w:r/>
   </w:p>
-  <w:tbl>
-    <w:tblPr>
-      <w:tblW w:type="auto" w:w="0"/>
-      <w:jc w:val="center"/>
-      <w:tblLook w:firstColumn="1" w:firstRow="1" w:lastColumn="0" w:lastRow="0" w:noHBand="0" w:noVBand="1" w:val="04A0"/>
-      <w:tblBorders>
-        <w:top w:val="single" w:sz="4" w:space="0" w:color="000000"/>
-        <w:left w:val="single" w:sz="4" w:space="0" w:color="000000"/>
-        <w:bottom w:val="single" w:sz="4" w:space="0" w:color="000000"/>
-        <w:right w:val="single" w:sz="4" w:space="0" w:color="000000"/>
-        <w:insideH w:val="single" w:sz="4" w:space="0" w:color="000000"/>
-        <w:insideV w:val="single" w:sz="4" w:space="0" w:color="000000"/>
-      </w:tblBorders>
-    </w:tblPr>
-    <w:tblGrid>
-      <w:gridCol w:w="3213"/>
-      <w:gridCol w:w="3213"/>
-      <w:gridCol w:w="3213"/>
-    </w:tblGrid>
-    <w:tr>
-      <w:tc>
-        <w:tcPr>
-          <w:tcW w:type="dxa" w:w="2551"/>
-          <w:vAlign w:val="center"/>
-          <w:tcMar>
-            <w:top w:w="40" w:type="dxa"/>
-            <w:bottom w:w="40" w:type="dxa"/>
-            <w:start w:w="80" w:type="dxa"/>
-            <w:end w:w="80" w:type="dxa"/>
-          </w:tcMar>
-        </w:tcPr>
-        <w:p>
-          <w:pPr>
-            <w:jc w:val="left"/>
-          </w:pPr>
-          <w:r>
-            <w:drawing>
-              <wp:inline xmlns:a="http://schemas.openxmlformats.org/drawingml/2006/main" xmlns:pic="http://schemas.openxmlformats.org/drawingml/2006/picture">
-                <wp:extent cx="885785" cy="1404000"/>
-                <wp:docPr id="1" name="Picture 1"/>
-                <wp:cNvGraphicFramePr>
-                  <a:graphicFrameLocks noChangeAspect="1"/>
-                </wp:cNvGraphicFramePr>
-                <a:graphic>
-                  <a:graphicData uri="http://schemas.openxmlformats.org/drawingml/2006/picture">
-                    <pic:pic>
-                      <pic:nvPicPr>
-                        <pic:cNvPr id="0" name="jpk-logo-official.png"/>
-                        <pic:cNvPicPr/>
-                      </pic:nvPicPr>
-                      <pic:blipFill>
-                        <a:blip r:embed="rId1"/>
-                        <a:stretch>
-                          <a:fillRect/>
-                        </a:stretch>
-                      </pic:blipFill>
-                      <pic:spPr>
-                        <a:xfrm>
-                          <a:off x="0" y="0"/>
-                          <a:ext cx="885785" cy="1404000"/>
-                        </a:xfrm>
-                        <a:prstGeom prst="rect"/>
-                      </pic:spPr>
-                    </pic:pic>
-                  </a:graphicData>
-                </a:graphic>
-              </wp:inline>
-            </w:drawing>
-          </w:r>
-        </w:p>
-      </w:tc>
-      <w:tc>
-        <w:tcPr>
-          <w:tcW w:type="dxa" w:w="2268"/>
-          <w:gridSpan w:val="2"/>
-          <w:tcMar>
-            <w:top w:w="40" w:type="dxa"/>
-            <w:bottom w:w="40" w:type="dxa"/>
-            <w:start w:w="80" w:type="dxa"/>
-            <w:end w:w="80" w:type="dxa"/>
-          </w:tcMar>
-          <w:tcMar>
-            <w:top w:w="40" w:type="dxa"/>
-            <w:bottom w:w="40" w:type="dxa"/>
-            <w:start w:w="80" w:type="dxa"/>
-            <w:end w:w="80" w:type="dxa"/>
-          </w:tcMar>
-        </w:tcPr>
-        <w:p>
-          <w:r/>
-          <w:r>
-            <w:rPr>
-              <w:rFonts w:ascii="Arial" w:hAnsi="Arial"/>
-              <w:b/>
-              <w:sz w:val="22"/>
-            </w:rPr>
-            <w:t>JABATAN PEMBANGUNAN KEMAHIRAN</w:t>
-          </w:r>
-        </w:p>
-        <w:p>
-          <w:r>
-            <w:rPr>
-              <w:rFonts w:ascii="Arial" w:hAnsi="Arial"/>
-              <w:b/>
-              <w:sz w:val="22"/>
-            </w:rPr>
-            <w:t>KEMENTERIAN SUMBER MANUSIA</w:t>
-          </w:r>
-        </w:p>
-        <w:p>
-          <w:r>
-            <w:rPr>
-              <w:rFonts w:ascii="Arial" w:hAnsi="Arial"/>
-              <w:b/>
-              <w:sz w:val="22"/>
-            </w:rPr>
-            <w:t>ARAS 7 &amp; 8 BLOK D4, KOMPLEK D</w:t>
-          </w:r>
-        </w:p>
-        <w:p>
-          <w:r>
-            <w:rPr>
-              <w:rFonts w:ascii="Arial" w:hAnsi="Arial"/>
-              <w:b/>
-              <w:sz w:val="22"/>
-            </w:rPr>
-            <w:t>PUSAT PENTADBIRAN KERAJAAN PERSEKUTUAN</w:t>
-          </w:r>
-        </w:p>
-        <w:p>
-          <w:r>
-            <w:rPr>
-              <w:rFonts w:ascii="Arial" w:hAnsi="Arial"/>
-              <w:b/>
-              <w:sz w:val="22"/>
-            </w:rPr>
-            <w:t>62530 PUTRAJAYA</w:t>
-          </w:r>
-        </w:p>
-        <w:p/>
-        <w:p>
-          <w:r>
-            <w:rPr>
-              <w:rFonts w:ascii="Arial" w:hAnsi="Arial"/>
-              <w:b/>
-              <w:sz w:val="40"/>
-            </w:rPr>
-            <w:t>KERTAS PENERANGAN</w:t>
-          </w:r>
-        </w:p>
-        <w:p>
-          <w:r>
-            <w:rPr>
-              <w:rFonts w:ascii="Arial" w:hAnsi="Arial"/>
-              <w:b/>
-              <w:sz w:val="24"/>
-            </w:rPr>
-            <w:t>(</w:t>
-          </w:r>
-          <w:r>
-            <w:rPr>
-              <w:rFonts w:ascii="Arial" w:hAnsi="Arial"/>
-              <w:b/>
-              <w:i/>
-              <w:sz w:val="24"/>
-            </w:rPr>
-            <w:t>INFORMATION SHEET</w:t>
-          </w:r>
-          <w:r>
-            <w:rPr>
-              <w:rFonts w:ascii="Arial" w:hAnsi="Arial"/>
-              <w:b/>
-              <w:sz w:val="24"/>
-            </w:rPr>
-            <w:t>)</w:t>
-          </w:r>
-        </w:p>
-      </w:tc>
-    </w:tr>
-    <w:tr>
-      <w:tc>
-        <w:tcPr>
-          <w:tcW w:type="dxa" w:w="2551"/>
-          <w:tcMar>
-            <w:top w:w="40" w:type="dxa"/>
-            <w:bottom w:w="40" w:type="dxa"/>
-            <w:start w:w="80" w:type="dxa"/>
-            <w:end w:w="80" w:type="dxa"/>
-          </w:tcMar>
-        </w:tcPr>
-        <w:p>
-          <w:r/>
-          <w:r>
-            <w:rPr>
-              <w:rFonts w:ascii="Arial" w:hAnsi="Arial"/>
-              <w:b/>
-              <w:sz w:val="22"/>
-            </w:rPr>
-            <w:t xml:space="preserve">KOD DAN NAMA PROGRAM / </w:t>
-          </w:r>
-          <w:r>
-            <w:rPr>
-              <w:rFonts w:ascii="Arial" w:hAnsi="Arial"/>
-              <w:b/>
-              <w:i/>
-              <w:sz w:val="22"/>
-            </w:rPr>
-            <w:t>PROGRAM'S CODE AND NAME</w:t>
-          </w:r>
-        </w:p>
-      </w:tc>
-      <w:tc>
-        <w:tcPr>
-          <w:tcW w:type="dxa" w:w="2268"/>
-          <w:gridSpan w:val="2"/>
-          <w:tcMar>
-            <w:top w:w="40" w:type="dxa"/>
-            <w:bottom w:w="40" w:type="dxa"/>
-            <w:start w:w="80" w:type="dxa"/>
-            <w:end w:w="80" w:type="dxa"/>
-          </w:tcMar>
-          <w:tcMar>
-            <w:top w:w="40" w:type="dxa"/>
-            <w:bottom w:w="40" w:type="dxa"/>
-            <w:start w:w="80" w:type="dxa"/>
-            <w:end w:w="80" w:type="dxa"/>
-          </w:tcMar>
-        </w:tcPr>
-        <w:p>
-          <w:r/>
-          <w:r>
-            <w:rPr>
-              <w:rFonts w:ascii="Arial" w:hAnsi="Arial"/>
-              <w:b/>
-              <w:i w:val="0"/>
-              <w:sz w:val="22"/>
-            </w:rPr>
-            <w:t>Z-009-2:2015 CORE ABILITIES (untuk program IT-072-3:2012 VIDEO / FILM (EDITING))</w:t>
-          </w:r>
-        </w:p>
-      </w:tc>
-    </w:tr>
-    <w:tr>
-      <w:tc>
-        <w:tcPr>
-          <w:tcW w:type="dxa" w:w="2551"/>
-          <w:tcMar>
-            <w:top w:w="40" w:type="dxa"/>
-            <w:bottom w:w="40" w:type="dxa"/>
-            <w:start w:w="80" w:type="dxa"/>
-            <w:end w:w="80" w:type="dxa"/>
-          </w:tcMar>
-        </w:tcPr>
-        <w:p>
-          <w:r/>
-          <w:r>
-            <w:rPr>
-              <w:rFonts w:ascii="Arial" w:hAnsi="Arial"/>
-              <w:b/>
-              <w:sz w:val="22"/>
-            </w:rPr>
-            <w:t xml:space="preserve">TAHAP / </w:t>
-          </w:r>
-          <w:r>
-            <w:rPr>
-              <w:rFonts w:ascii="Arial" w:hAnsi="Arial"/>
-              <w:b/>
-              <w:i/>
-              <w:sz w:val="22"/>
-            </w:rPr>
-            <w:t>LEVEL</w:t>
-          </w:r>
-        </w:p>
-      </w:tc>
-      <w:tc>
-        <w:tcPr>
-          <w:tcW w:type="dxa" w:w="2268"/>
-          <w:gridSpan w:val="2"/>
-          <w:tcMar>
-            <w:top w:w="40" w:type="dxa"/>
-            <w:bottom w:w="40" w:type="dxa"/>
-            <w:start w:w="80" w:type="dxa"/>
-            <w:end w:w="80" w:type="dxa"/>
-          </w:tcMar>
-          <w:tcMar>
-            <w:top w:w="40" w:type="dxa"/>
-            <w:bottom w:w="40" w:type="dxa"/>
-            <w:start w:w="80" w:type="dxa"/>
-            <w:end w:w="80" w:type="dxa"/>
-          </w:tcMar>
-        </w:tcPr>
-        <w:p>
-          <w:r/>
-          <w:r>
-            <w:rPr>
-              <w:rFonts w:ascii="Arial" w:hAnsi="Arial"/>
-              <w:b/>
-              <w:i w:val="0"/>
-              <w:sz w:val="22"/>
-            </w:rPr>
-            <w:t>2</w:t>
-          </w:r>
-        </w:p>
-      </w:tc>
-    </w:tr>
-    <w:tr>
-      <w:tc>
-        <w:tcPr>
-          <w:tcW w:type="dxa" w:w="2551"/>
-          <w:tcMar>
-            <w:top w:w="40" w:type="dxa"/>
-            <w:bottom w:w="40" w:type="dxa"/>
-            <w:start w:w="80" w:type="dxa"/>
-            <w:end w:w="80" w:type="dxa"/>
-          </w:tcMar>
-        </w:tcPr>
-        <w:p>
-          <w:r/>
-          <w:r>
-            <w:rPr>
-              <w:rFonts w:ascii="Arial" w:hAnsi="Arial"/>
-              <w:b/>
-              <w:sz w:val="22"/>
-            </w:rPr>
-            <w:t xml:space="preserve">NO. DAN TAJUK KEBOLEHAN TERAS / </w:t>
-          </w:r>
-          <w:r>
-            <w:rPr>
-              <w:rFonts w:ascii="Arial" w:hAnsi="Arial"/>
-              <w:b/>
-              <w:i/>
-              <w:sz w:val="22"/>
-            </w:rPr>
-            <w:t>CORE ABILITY NO. AND TITLE</w:t>
-          </w:r>
-        </w:p>
-      </w:tc>
-      <w:tc>
-        <w:tcPr>
-          <w:tcW w:type="dxa" w:w="2268"/>
-          <w:gridSpan w:val="2"/>
-          <w:tcMar>
-            <w:top w:w="40" w:type="dxa"/>
-            <w:bottom w:w="40" w:type="dxa"/>
-            <w:start w:w="80" w:type="dxa"/>
-            <w:end w:w="80" w:type="dxa"/>
-          </w:tcMar>
-          <w:tcMar>
-            <w:top w:w="40" w:type="dxa"/>
-            <w:bottom w:w="40" w:type="dxa"/>
-            <w:start w:w="80" w:type="dxa"/>
-            <w:end w:w="80" w:type="dxa"/>
-          </w:tcMar>
-        </w:tcPr>
-        <w:p>
-          <w:r/>
-          <w:r>
-            <w:rPr>
-              <w:rFonts w:ascii="Arial" w:hAnsi="Arial"/>
-              <w:b/>
-              <w:i w:val="0"/>
-              <w:sz w:val="22"/>
-            </w:rPr>
-            <w:t>CA01 COMMUNICATION APPLICATION</w:t>
-          </w:r>
-        </w:p>
-      </w:tc>
-    </w:tr>
-    <w:tr>
-      <w:tc>
-        <w:tcPr>
-          <w:tcW w:type="dxa" w:w="2551"/>
-          <w:tcMar>
-            <w:top w:w="40" w:type="dxa"/>
-            <w:bottom w:w="40" w:type="dxa"/>
-            <w:start w:w="80" w:type="dxa"/>
-            <w:end w:w="80" w:type="dxa"/>
-          </w:tcMar>
-        </w:tcPr>
-        <w:p>
-          <w:r/>
-          <w:r>
-            <w:rPr>
-              <w:rFonts w:ascii="Arial" w:hAnsi="Arial"/>
-              <w:b/>
-              <w:sz w:val="22"/>
-            </w:rPr>
-            <w:t xml:space="preserve">NO. DAN PENYATAAN KEBOLEHAN / </w:t>
-          </w:r>
-          <w:r>
-            <w:rPr>
-              <w:rFonts w:ascii="Arial" w:hAnsi="Arial"/>
-              <w:b/>
-              <w:i/>
-              <w:sz w:val="22"/>
-            </w:rPr>
-            <w:t>ABILITY NO. AND STATEMENT</w:t>
-          </w:r>
-        </w:p>
-      </w:tc>
-      <w:tc>
-        <w:tcPr>
-          <w:tcW w:type="dxa" w:w="2268"/>
-          <w:gridSpan w:val="2"/>
-          <w:tcMar>
-            <w:top w:w="40" w:type="dxa"/>
-            <w:bottom w:w="40" w:type="dxa"/>
-            <w:start w:w="80" w:type="dxa"/>
-            <w:end w:w="80" w:type="dxa"/>
-          </w:tcMar>
-          <w:tcMar>
-            <w:top w:w="40" w:type="dxa"/>
-            <w:bottom w:w="40" w:type="dxa"/>
-            <w:start w:w="80" w:type="dxa"/>
-            <w:end w:w="80" w:type="dxa"/>
-          </w:tcMar>
-        </w:tcPr>
-        <w:p>
-          <w:r/>
-          <w:r>
-            <w:rPr>
-              <w:rFonts w:ascii="Arial" w:hAnsi="Arial"/>
-              <w:b/>
-              <w:i w:val="0"/>
-              <w:sz w:val="22"/>
-            </w:rPr>
-            <w:t>01.02 DISSEMINATE INFORMATION ELECTRONICALLY / 01.03 DISSEMINATE INFORMATION MANUALLY</w:t>
-          </w:r>
-        </w:p>
-      </w:tc>
-    </w:tr>
-    <w:tr>
-      <w:tc>
-        <w:tcPr>
-          <w:tcW w:type="dxa" w:w="2551"/>
-          <w:tcMar>
-            <w:top w:w="40" w:type="dxa"/>
-            <w:bottom w:w="40" w:type="dxa"/>
-            <w:start w:w="80" w:type="dxa"/>
-            <w:end w:w="80" w:type="dxa"/>
-          </w:tcMar>
-        </w:tcPr>
-        <w:p>
-          <w:r/>
-          <w:r>
-            <w:rPr>
-              <w:rFonts w:ascii="Arial" w:hAnsi="Arial"/>
-              <w:b/>
-              <w:sz w:val="22"/>
-            </w:rPr>
-            <w:t xml:space="preserve">NO. KOD / </w:t>
-          </w:r>
-          <w:r>
-            <w:rPr>
-              <w:rFonts w:ascii="Arial" w:hAnsi="Arial"/>
-              <w:b/>
-              <w:i/>
-              <w:sz w:val="22"/>
-            </w:rPr>
-            <w:t>CODE NO.</w:t>
-          </w:r>
-        </w:p>
-      </w:tc>
-      <w:tc>
-        <w:tcPr>
-          <w:tcW w:type="dxa" w:w="4819"/>
-          <w:tcMar>
-            <w:top w:w="40" w:type="dxa"/>
-            <w:bottom w:w="40" w:type="dxa"/>
-            <w:start w:w="80" w:type="dxa"/>
-            <w:end w:w="80" w:type="dxa"/>
-          </w:tcMar>
-        </w:tcPr>
-        <w:p>
-          <w:r/>
-          <w:r>
-            <w:rPr>
-              <w:rFonts w:ascii="Arial" w:hAnsi="Arial"/>
-              <w:b/>
-              <w:i w:val="0"/>
-              <w:sz w:val="22"/>
-            </w:rPr>
-            <w:t>Z-009-2:2015-M01/P(2/3)</w:t>
-          </w:r>
-        </w:p>
-      </w:tc>
-      <w:tc>
-        <w:tcPr>
-          <w:tcW w:type="dxa" w:w="2268"/>
-          <w:tcMar>
-            <w:top w:w="40" w:type="dxa"/>
-            <w:bottom w:w="40" w:type="dxa"/>
-            <w:start w:w="80" w:type="dxa"/>
-            <w:end w:w="80" w:type="dxa"/>
-          </w:tcMar>
-        </w:tcPr>
-        <w:p>
-          <w:r/>
-          <w:r>
-            <w:rPr>
-              <w:rFonts w:ascii="Arial" w:hAnsi="Arial"/>
-              <w:b/>
-              <w:sz w:val="22"/>
-            </w:rPr>
-            <w:t xml:space="preserve">Mukasurat / </w:t>
-          </w:r>
-          <w:r>
-            <w:rPr>
-              <w:rFonts w:ascii="Arial" w:hAnsi="Arial"/>
-              <w:b/>
-              <w:i/>
-              <w:sz w:val="22"/>
-            </w:rPr>
-            <w:t>Page</w:t>
-          </w:r>
-          <w:r>
-            <w:rPr>
-              <w:rFonts w:ascii="Arial" w:hAnsi="Arial"/>
-              <w:b/>
-              <w:sz w:val="22"/>
-            </w:rPr>
-            <w:t xml:space="preserve"> : </w:t>
-          </w:r>
-          <w:r>
-            <w:rPr>
-              <w:rFonts w:ascii="Arial" w:hAnsi="Arial"/>
-              <w:b/>
-              <w:sz w:val="22"/>
-            </w:rPr>
-            <w:fldChar w:fldCharType="begin"/>
-            <w:instrText xml:space="preserve">PAGE</w:instrText>
-            <w:fldChar w:fldCharType="separate"/>
-            <w:t>1</w:t>
-            <w:fldChar w:fldCharType="end"/>
-          </w:r>
-        </w:p>
-        <w:p>
-          <w:r>
-            <w:rPr>
-              <w:rFonts w:ascii="Arial" w:hAnsi="Arial"/>
-              <w:b/>
-              <w:sz w:val="22"/>
-            </w:rPr>
-            <w:t xml:space="preserve">Drpd / </w:t>
-          </w:r>
-          <w:r>
-            <w:rPr>
-              <w:rFonts w:ascii="Arial" w:hAnsi="Arial"/>
-              <w:b/>
-              <w:i/>
-              <w:sz w:val="22"/>
-            </w:rPr>
-            <w:t>of</w:t>
-          </w:r>
-          <w:r>
-            <w:rPr>
-              <w:rFonts w:ascii="Arial" w:hAnsi="Arial"/>
-              <w:b/>
-              <w:sz w:val="22"/>
-            </w:rPr>
-            <w:t xml:space="preserve"> : </w:t>
-          </w:r>
-          <w:r>
-            <w:rPr>
-              <w:rFonts w:ascii="Arial" w:hAnsi="Arial"/>
-              <w:b/>
-              <w:sz w:val="22"/>
-            </w:rPr>
-            <w:fldChar w:fldCharType="begin"/>
-            <w:instrText xml:space="preserve">NUMPAGES</w:instrText>
-            <w:fldChar w:fldCharType="separate"/>
-            <w:t>1</w:t>
-            <w:fldChar w:fldCharType="end"/>
-          </w:r>
-        </w:p>
-      </w:tc>
-    </w:tr>
-    <w:tr>
-      <w:tc>
-        <w:tcPr>
-          <w:tcW w:type="dxa" w:w="2268"/>
-          <w:gridSpan w:val="3"/>
-          <w:tcMar>
-            <w:top w:w="40" w:type="dxa"/>
-            <w:bottom w:w="40" w:type="dxa"/>
-            <w:start w:w="80" w:type="dxa"/>
-            <w:end w:w="80" w:type="dxa"/>
-          </w:tcMar>
-          <w:tcMar>
-            <w:top w:w="40" w:type="dxa"/>
-            <w:bottom w:w="40" w:type="dxa"/>
-            <w:start w:w="80" w:type="dxa"/>
-            <w:end w:w="80" w:type="dxa"/>
-          </w:tcMar>
-          <w:tcMar>
-            <w:top w:w="40" w:type="dxa"/>
-            <w:bottom w:w="40" w:type="dxa"/>
-            <w:start w:w="80" w:type="dxa"/>
-            <w:end w:w="80" w:type="dxa"/>
-          </w:tcMar>
-        </w:tcPr>
-        <w:p>
-          <w:r/>
-        </w:p>
-      </w:tc>
-    </w:tr>
-  </w:tbl>
 </w:hdr>
 </file>
 
